--- a/docs/08_understanding/DA-ZVAD_Handbook.docx
+++ b/docs/08_understanding/DA-ZVAD_Handbook.docx
@@ -16208,7 +16208,19 @@
           <w:color w:val="3A4A4C"/>
           <w:sz w:val="21"/>
         </w:rPr>
-        <w:t>LAVAD scores every frame; we score every 16th.</w:t>
+        <w:t>Both sample every 16th frame — but these are numbers from different papers,</w:t>
+      </w:r>
+    </w:p>
+    <w:p>
+      <w:r>
+        <w:rPr>
+          <w:rFonts w:ascii="Georgia" w:hAnsi="Georgia"/>
+          <w:b w:val="0"/>
+          <w:i w:val="0"/>
+          <w:color w:val="3A4A4C"/>
+          <w:sz w:val="21"/>
+        </w:rPr>
+        <w:t>and small protocol details (e.g. how sampled scores are spread to every frame for the AUROC) can move them by a point or two.</w:t>
       </w:r>
     </w:p>
     <w:p>
@@ -16219,24 +16231,135 @@
       <w:r>
         <w:rPr>
           <w:rFonts w:ascii="Georgia" w:hAnsi="Georgia"/>
-          <w:b w:val="0"/>
-          <w:i w:val="0"/>
-          <w:color w:val="3A4A4C"/>
-          <w:sz w:val="21"/>
-        </w:rPr>
-        <w:t>If asked for the fairer version: *"Scoring every frame is on the future-work</w:t>
-      </w:r>
-    </w:p>
-    <w:p>
-      <w:r>
-        <w:rPr>
-          <w:rFonts w:ascii="Georgia" w:hAnsi="Georgia"/>
-          <w:b w:val="0"/>
-          <w:i w:val="0"/>
-          <w:color w:val="3A4A4C"/>
-          <w:sz w:val="21"/>
-        </w:rPr>
-        <w:t>list; I expect it to move the number slightly, not reverse it."*</w:t>
+          <w:b/>
+          <w:i w:val="0"/>
+          <w:color w:val="141C1E"/>
+          <w:sz w:val="21"/>
+        </w:rPr>
+        <w:t>Bonus fact:</w:t>
+      </w:r>
+      <w:r>
+        <w:rPr>
+          <w:rFonts w:ascii="Georgia" w:hAnsi="Georgia"/>
+          <w:b w:val="0"/>
+          <w:i w:val="0"/>
+          <w:color w:val="3A4A4C"/>
+          <w:sz w:val="21"/>
+        </w:rPr>
+        <w:t xml:space="preserve"> AnyAnomaly, which beats you on both campus benchmarks, gets</w:t>
+      </w:r>
+    </w:p>
+    <w:p>
+      <w:r>
+        <w:rPr>
+          <w:rFonts w:ascii="Georgia" w:hAnsi="Georgia"/>
+          <w:b/>
+          <w:i w:val="0"/>
+          <w:color w:val="141C1E"/>
+          <w:sz w:val="21"/>
+        </w:rPr>
+        <w:t>0.807</w:t>
+      </w:r>
+      <w:r>
+        <w:rPr>
+          <w:rFonts w:ascii="Georgia" w:hAnsi="Georgia"/>
+          <w:b w:val="0"/>
+          <w:i w:val="0"/>
+          <w:color w:val="3A4A4C"/>
+          <w:sz w:val="21"/>
+        </w:rPr>
+        <w:t xml:space="preserve"> on UCF-Crime — </w:t>
+      </w:r>
+      <w:r>
+        <w:rPr>
+          <w:rFonts w:ascii="Georgia" w:hAnsi="Georgia"/>
+          <w:b w:val="0"/>
+          <w:i/>
+          <w:color w:val="3A4A4C"/>
+          <w:sz w:val="21"/>
+        </w:rPr>
+        <w:t>below</w:t>
+      </w:r>
+      <w:r>
+        <w:rPr>
+          <w:rFonts w:ascii="Georgia" w:hAnsi="Georgia"/>
+          <w:b w:val="0"/>
+          <w:i w:val="0"/>
+          <w:color w:val="3A4A4C"/>
+          <w:sz w:val="21"/>
+        </w:rPr>
+        <w:t xml:space="preserve"> you. On the most diverse benchmark you're first among training-free methods.</w:t>
+      </w:r>
+    </w:p>
+    <w:p>
+      <w:pPr>
+        <w:spacing w:before="120" w:after="120"/>
+        <w:ind w:left="317"/>
+        <w:pBdr>
+          <w:left w:val="single" w:sz="18" w:space="10" w:color="0D6B67"/>
+        </w:pBdr>
+      </w:pPr>
+      <w:r>
+        <w:rPr>
+          <w:rFonts w:ascii="Georgia" w:hAnsi="Georgia"/>
+          <w:b/>
+          <w:i w:val="0"/>
+          <w:color w:val="141C1E"/>
+          <w:sz w:val="21"/>
+        </w:rPr>
+        <w:t>Correction you should know about:</w:t>
+      </w:r>
+      <w:r>
+        <w:rPr>
+          <w:rFonts w:ascii="Georgia" w:hAnsi="Georgia"/>
+          <w:b w:val="0"/>
+          <w:i w:val="0"/>
+          <w:color w:val="141C1E"/>
+          <w:sz w:val="21"/>
+        </w:rPr>
+        <w:t xml:space="preserve"> an earlier version of these notes said "LAVAD scores every frame". That was wrong — LAVAD's paper says it samples every 16 frames, same as us. If you said it to anyone, the fix is: </w:t>
+      </w:r>
+      <w:r>
+        <w:rPr>
+          <w:rFonts w:ascii="Georgia" w:hAnsi="Georgia"/>
+          <w:b w:val="0"/>
+          <w:i/>
+          <w:color w:val="141C1E"/>
+          <w:sz w:val="21"/>
+        </w:rPr>
+        <w:t>"same sampling, but cross-paper numbers can still differ slightly."</w:t>
+      </w:r>
+    </w:p>
+    <w:p>
+      <w:r>
+        <w:rPr>
+          <w:rFonts w:ascii="Georgia" w:hAnsi="Georgia"/>
+          <w:b/>
+          <w:i w:val="0"/>
+          <w:color w:val="141C1E"/>
+          <w:sz w:val="21"/>
+        </w:rPr>
+        <w:t>One weakness to have ready.</w:t>
+      </w:r>
+      <w:r>
+        <w:rPr>
+          <w:rFonts w:ascii="Georgia" w:hAnsi="Georgia"/>
+          <w:b w:val="0"/>
+          <w:i w:val="0"/>
+          <w:color w:val="3A4A4C"/>
+          <w:sz w:val="21"/>
+        </w:rPr>
+        <w:t xml:space="preserve"> Under the campus scoring method (per-video normalisation), the UCF-Crime sentence effect is much smaller (+0.086 drops to +0.021). Say: </w:t>
+      </w:r>
+      <w:r>
+        <w:rPr>
+          <w:rFonts w:ascii="Georgia" w:hAnsi="Georgia"/>
+          <w:b w:val="0"/>
+          <w:i/>
+          <w:color w:val="3A4A4C"/>
+          <w:sz w:val="21"/>
+        </w:rPr>
+        <w:t>"I registered the raw metric in advance, so I report it — and I say openly the effect isn't robust to the scoring method."</w:t>
       </w:r>
     </w:p>
     <w:p>
@@ -17453,7 +17576,27 @@
           <w:color w:val="3A4A4C"/>
           <w:sz w:val="21"/>
         </w:rPr>
-        <w:t xml:space="preserve"> — they score every frame, you score every 16th. And add the cost point: LAVAD chains </w:t>
+        <w:t xml:space="preserve"> — it's a cross-paper comparison, and two points is within what protocol details can move. </w:t>
+      </w:r>
+      <w:r>
+        <w:rPr>
+          <w:rFonts w:ascii="Georgia" w:hAnsi="Georgia"/>
+          <w:b/>
+          <w:i w:val="0"/>
+          <w:color w:val="141C1E"/>
+          <w:sz w:val="21"/>
+        </w:rPr>
+        <w:t>AnyAnomaly gets 0.807 here — also below you.</w:t>
+      </w:r>
+      <w:r>
+        <w:rPr>
+          <w:rFonts w:ascii="Georgia" w:hAnsi="Georgia"/>
+          <w:b w:val="0"/>
+          <w:i w:val="0"/>
+          <w:color w:val="3A4A4C"/>
+          <w:sz w:val="21"/>
+        </w:rPr>
+        <w:t xml:space="preserve"> And add the cost point: LAVAD chains </w:t>
       </w:r>
       <w:r>
         <w:rPr>
@@ -25145,7 +25288,7 @@
           <w:color w:val="141C1E"/>
           <w:sz w:val="21"/>
         </w:rPr>
-        <w:t xml:space="preserve"> running. Can't be fitted after the fact. 18. P1: "the effect grows with more scenes." It didn't (+0.096 vs +0.105). Claim narrowed: "needs" scenes, not "scales with". 19. 0.824 vs 0.803 — but they score every frame, I score every 16th. 20. It drags </w:t>
+        <w:t xml:space="preserve"> running. Can't be fitted after the fact. 18. P1: "the effect grows with more scenes." It didn't (+0.096 vs +0.105). Claim narrowed: "needs" scenes, not "scales with". 19. 0.824 vs 0.803 (AnyAnomaly 0.807). "Comparable" because these are other papers' numbers — both sample every 16th frame, but details can differ. 20. It drags </w:t>
       </w:r>
       <w:r>
         <w:rPr>

--- a/docs/08_understanding/DA-ZVAD_Handbook.docx
+++ b/docs/08_understanding/DA-ZVAD_Handbook.docx
@@ -3678,19 +3678,7 @@
           <w:color w:val="3A4A4C"/>
           <w:sz w:val="21"/>
         </w:rPr>
-        <w:t xml:space="preserve"> — you didn't invent it to have</w:t>
-      </w:r>
-    </w:p>
-    <w:p>
-      <w:r>
-        <w:rPr>
-          <w:rFonts w:ascii="Georgia" w:hAnsi="Georgia"/>
-          <w:b w:val="0"/>
-          <w:i w:val="0"/>
-          <w:color w:val="3A4A4C"/>
-          <w:sz w:val="21"/>
-        </w:rPr>
-        <w:t>something to solve. That's a real objection you can now pre-empt.</w:t>
+        <w:t xml:space="preserve"> — you didn't invent it to have something to solve. That's a real objection you can now pre-empt.</w:t>
       </w:r>
     </w:p>
     <w:p>
@@ -3726,10 +3714,8 @@
           <w:color w:val="3A4A4C"/>
           <w:sz w:val="21"/>
         </w:rPr>
-        <w:t xml:space="preserve"> anything.</w:t>
-      </w:r>
-    </w:p>
-    <w:p>
+        <w:t xml:space="preserve"> anything. </w:t>
+      </w:r>
       <w:r>
         <w:rPr>
           <w:rFonts w:ascii="Georgia" w:hAnsi="Georgia"/>
@@ -3990,19 +3976,7 @@
           <w:color w:val="3A4A4C"/>
           <w:sz w:val="21"/>
         </w:rPr>
-        <w:t xml:space="preserve"> — it looks at a new camera's first 3 frames and writes that</w:t>
-      </w:r>
-    </w:p>
-    <w:p>
-      <w:r>
-        <w:rPr>
-          <w:rFonts w:ascii="Georgia" w:hAnsi="Georgia"/>
-          <w:b w:val="0"/>
-          <w:i w:val="0"/>
-          <w:color w:val="3A4A4C"/>
-          <w:sz w:val="21"/>
-        </w:rPr>
-        <w:t xml:space="preserve">camera's sentence. </w:t>
+        <w:t xml:space="preserve"> — it looks at a new camera's first 3 frames and writes that camera's sentence. </w:t>
       </w:r>
       <w:r>
         <w:rPr>
@@ -14190,19 +14164,7 @@
           <w:color w:val="3A4A4C"/>
           <w:sz w:val="21"/>
         </w:rPr>
-        <w:t xml:space="preserve"> The whole range sits</w:t>
-      </w:r>
-    </w:p>
-    <w:p>
-      <w:r>
-        <w:rPr>
-          <w:rFonts w:ascii="Georgia" w:hAnsi="Georgia"/>
-          <w:b w:val="0"/>
-          <w:i w:val="0"/>
-          <w:color w:val="3A4A4C"/>
-          <w:sz w:val="21"/>
-        </w:rPr>
-        <w:t>below the pooled +0.105; not one resample reached it. This is the claim the paper makes.</w:t>
+        <w:t xml:space="preserve"> The whole range sits below the pooled +0.105; not one resample reached it. This is the claim the paper makes.</w:t>
       </w:r>
     </w:p>
     <w:p>
@@ -14248,19 +14210,7 @@
           <w:color w:val="3A4A4C"/>
           <w:sz w:val="21"/>
         </w:rPr>
-        <w:t xml:space="preserve"> The</w:t>
-      </w:r>
-    </w:p>
-    <w:p>
-      <w:r>
-        <w:rPr>
-          <w:rFonts w:ascii="Georgia" w:hAnsi="Georgia"/>
-          <w:b w:val="0"/>
-          <w:i w:val="0"/>
-          <w:color w:val="3A4A4C"/>
-          <w:sz w:val="21"/>
-        </w:rPr>
-        <w:t>range includes zero. The paper never claims this.</w:t>
+        <w:t xml:space="preserve"> The range includes zero. The paper never claims this.</w:t>
       </w:r>
     </w:p>
     <w:p>
@@ -14298,19 +14248,7 @@
           <w:color w:val="3A4A4C"/>
           <w:sz w:val="21"/>
         </w:rPr>
-        <w:t xml:space="preserve"> No. Gap and clip count</w:t>
-      </w:r>
-    </w:p>
-    <w:p>
-      <w:r>
-        <w:rPr>
-          <w:rFonts w:ascii="Georgia" w:hAnsi="Georgia"/>
-          <w:b w:val="0"/>
-          <w:i w:val="0"/>
-          <w:color w:val="3A4A4C"/>
-          <w:sz w:val="21"/>
-        </w:rPr>
-        <w:t>barely correlate (+0.19).</w:t>
+        <w:t xml:space="preserve"> No. Gap and clip count barely correlate (+0.19).</w:t>
       </w:r>
     </w:p>
     <w:p>
@@ -14356,19 +14294,7 @@
           <w:color w:val="3A4A4C"/>
           <w:sz w:val="21"/>
         </w:rPr>
-        <w:t xml:space="preserve"> a</w:t>
-      </w:r>
-    </w:p>
-    <w:p>
-      <w:r>
-        <w:rPr>
-          <w:rFonts w:ascii="Georgia" w:hAnsi="Georgia"/>
-          <w:b w:val="0"/>
-          <w:i w:val="0"/>
-          <w:color w:val="3A4A4C"/>
-          <w:sz w:val="21"/>
-        </w:rPr>
-        <w:t>single ShanghaiTech camera — statistically it's indistinguishable from one.</w:t>
+        <w:t xml:space="preserve"> a single ShanghaiTech camera — statistically it's indistinguishable from one.</w:t>
       </w:r>
     </w:p>
     <w:p>
@@ -14568,19 +14494,7 @@
           <w:color w:val="3A4A4C"/>
           <w:sz w:val="21"/>
         </w:rPr>
-        <w:t xml:space="preserve"> — I looked at one normal frame per camera and wrote one sentence</w:t>
-      </w:r>
-    </w:p>
-    <w:p>
-      <w:r>
-        <w:rPr>
-          <w:rFonts w:ascii="Georgia" w:hAnsi="Georgia"/>
-          <w:b w:val="0"/>
-          <w:i w:val="0"/>
-          <w:color w:val="3A4A4C"/>
-          <w:sz w:val="21"/>
-        </w:rPr>
-        <w:t>each, once, no second attempt.</w:t>
+        <w:t xml:space="preserve"> — I looked at one normal frame per camera and wrote one sentence each, once, no second attempt.</w:t>
       </w:r>
     </w:p>
     <w:p>
@@ -14606,19 +14520,27 @@
           <w:color w:val="3A4A4C"/>
           <w:sz w:val="21"/>
         </w:rPr>
-        <w:t xml:space="preserve"> — M4 (LLaVA, frozen) looked at the camera's *first three</w:t>
-      </w:r>
-    </w:p>
-    <w:p>
-      <w:r>
-        <w:rPr>
-          <w:rFonts w:ascii="Georgia" w:hAnsi="Georgia"/>
-          <w:b w:val="0"/>
-          <w:i w:val="0"/>
-          <w:color w:val="3A4A4C"/>
-          <w:sz w:val="21"/>
-        </w:rPr>
-        <w:t>frames* and described the place. We kept whichever of its three captions agreed best with the other two. The frames are picked by position — nobody checks whether something unusual is in them, exactly as at a real install.</w:t>
+        <w:t xml:space="preserve"> — M4 (LLaVA, frozen) looked at the camera's </w:t>
+      </w:r>
+      <w:r>
+        <w:rPr>
+          <w:rFonts w:ascii="Georgia" w:hAnsi="Georgia"/>
+          <w:b w:val="0"/>
+          <w:i/>
+          <w:color w:val="3A4A4C"/>
+          <w:sz w:val="21"/>
+        </w:rPr>
+        <w:t>first three frames</w:t>
+      </w:r>
+      <w:r>
+        <w:rPr>
+          <w:rFonts w:ascii="Georgia" w:hAnsi="Georgia"/>
+          <w:b w:val="0"/>
+          <w:i w:val="0"/>
+          <w:color w:val="3A4A4C"/>
+          <w:sz w:val="21"/>
+        </w:rPr>
+        <w:t xml:space="preserve"> and described the place. We kept whichever of its three captions agreed best with the other two. The frames are picked by position — nobody checks whether something unusual is in them, exactly as at a real install.</w:t>
       </w:r>
     </w:p>
     <w:p>
@@ -15055,19 +14977,7 @@
           <w:color w:val="3A4A4C"/>
           <w:sz w:val="21"/>
         </w:rPr>
-        <w:t xml:space="preserve"> No. 0.751 vs 0.749 is noise.</w:t>
-      </w:r>
-    </w:p>
-    <w:p>
-      <w:r>
-        <w:rPr>
-          <w:rFonts w:ascii="Georgia" w:hAnsi="Georgia"/>
-          <w:b w:val="0"/>
-          <w:i w:val="0"/>
-          <w:color w:val="3A4A4C"/>
-          <w:sz w:val="21"/>
-        </w:rPr>
-        <w:t xml:space="preserve">Say </w:t>
+        <w:t xml:space="preserve"> No. 0.751 vs 0.749 is noise. Say </w:t>
       </w:r>
       <w:r>
         <w:rPr>
@@ -15103,19 +15013,7 @@
           <w:color w:val="3A4A4C"/>
           <w:sz w:val="21"/>
         </w:rPr>
-        <w:t xml:space="preserve"> That's inside the ±0.036 wobble. Report</w:t>
-      </w:r>
-    </w:p>
-    <w:p>
-      <w:r>
-        <w:rPr>
-          <w:rFonts w:ascii="Georgia" w:hAnsi="Georgia"/>
-          <w:b w:val="0"/>
-          <w:i w:val="0"/>
-          <w:color w:val="3A4A4C"/>
-          <w:sz w:val="21"/>
-        </w:rPr>
-        <w:t xml:space="preserve">the direction, not the size. The solid comparison is against the </w:t>
+        <w:t xml:space="preserve"> That's inside the ±0.036 wobble. Report the direction, not the size. The solid comparison is against the </w:t>
       </w:r>
       <w:r>
         <w:rPr>
@@ -16162,17 +16060,17 @@
           <w:color w:val="3A4A4C"/>
           <w:sz w:val="21"/>
         </w:rPr>
-        <w:t>"comparable or better"</w:t>
-      </w:r>
-      <w:r>
-        <w:rPr>
-          <w:rFonts w:ascii="Georgia" w:hAnsi="Georgia"/>
-          <w:b w:val="0"/>
-          <w:i w:val="0"/>
-          <w:color w:val="3A4A4C"/>
-          <w:sz w:val="21"/>
-        </w:rPr>
-        <w:t xml:space="preserve">, not </w:t>
+        <w:t>"comparable"</w:t>
+      </w:r>
+      <w:r>
+        <w:rPr>
+          <w:rFonts w:ascii="Georgia" w:hAnsi="Georgia"/>
+          <w:b w:val="0"/>
+          <w:i w:val="0"/>
+          <w:color w:val="3A4A4C"/>
+          <w:sz w:val="21"/>
+        </w:rPr>
+        <w:t xml:space="preserve"> — not </w:t>
       </w:r>
       <w:r>
         <w:rPr>
@@ -16182,6 +16080,26 @@
           <w:color w:val="3A4A4C"/>
           <w:sz w:val="21"/>
         </w:rPr>
+        <w:t>"better"</w:t>
+      </w:r>
+      <w:r>
+        <w:rPr>
+          <w:rFonts w:ascii="Georgia" w:hAnsi="Georgia"/>
+          <w:b w:val="0"/>
+          <w:i w:val="0"/>
+          <w:color w:val="3A4A4C"/>
+          <w:sz w:val="21"/>
+        </w:rPr>
+        <w:t xml:space="preserve">, and never </w:t>
+      </w:r>
+      <w:r>
+        <w:rPr>
+          <w:rFonts w:ascii="Georgia" w:hAnsi="Georgia"/>
+          <w:b w:val="0"/>
+          <w:i/>
+          <w:color w:val="3A4A4C"/>
+          <w:sz w:val="21"/>
+        </w:rPr>
         <w:t>"we beat LAVAD"</w:t>
       </w:r>
       <w:r>
@@ -16192,7 +16110,7 @@
           <w:color w:val="3A4A4C"/>
           <w:sz w:val="21"/>
         </w:rPr>
-        <w:t>, because:</w:t>
+        <w:t xml:space="preserve"> — because:</w:t>
       </w:r>
     </w:p>
     <w:p>
@@ -16203,24 +16121,82 @@
       <w:r>
         <w:rPr>
           <w:rFonts w:ascii="Georgia" w:hAnsi="Georgia"/>
-          <w:b w:val="0"/>
-          <w:i w:val="0"/>
-          <w:color w:val="3A4A4C"/>
-          <w:sz w:val="21"/>
-        </w:rPr>
-        <w:t>Both sample every 16th frame — but these are numbers from different papers,</w:t>
-      </w:r>
-    </w:p>
-    <w:p>
-      <w:r>
-        <w:rPr>
-          <w:rFonts w:ascii="Georgia" w:hAnsi="Georgia"/>
-          <w:b w:val="0"/>
-          <w:i w:val="0"/>
-          <w:color w:val="3A4A4C"/>
-          <w:sz w:val="21"/>
-        </w:rPr>
-        <w:t>and small protocol details (e.g. how sampled scores are spread to every frame for the AUROC) can move them by a point or two.</w:t>
+          <w:b/>
+          <w:i w:val="0"/>
+          <w:color w:val="141C1E"/>
+          <w:sz w:val="21"/>
+        </w:rPr>
+        <w:t>You measured your own uncertainty (23 Oct).</w:t>
+      </w:r>
+      <w:r>
+        <w:rPr>
+          <w:rFonts w:ascii="Georgia" w:hAnsi="Georgia"/>
+          <w:b w:val="0"/>
+          <w:i w:val="0"/>
+          <w:color w:val="3A4A4C"/>
+          <w:sz w:val="21"/>
+        </w:rPr>
+        <w:t xml:space="preserve"> Resampling the 290 videos 1,000 times puts 0.824 anywhere from </w:t>
+      </w:r>
+      <w:r>
+        <w:rPr>
+          <w:rFonts w:ascii="Georgia" w:hAnsi="Georgia"/>
+          <w:b/>
+          <w:i w:val="0"/>
+          <w:color w:val="141C1E"/>
+          <w:sz w:val="21"/>
+        </w:rPr>
+        <w:t>0.756 to 0.877</w:t>
+      </w:r>
+      <w:r>
+        <w:rPr>
+          <w:rFonts w:ascii="Georgia" w:hAnsi="Georgia"/>
+          <w:b w:val="0"/>
+          <w:i w:val="0"/>
+          <w:color w:val="3A4A4C"/>
+          <w:sz w:val="21"/>
+        </w:rPr>
+        <w:t xml:space="preserve">. You come out above LAVAD in only </w:t>
+      </w:r>
+      <w:r>
+        <w:rPr>
+          <w:rFonts w:ascii="Georgia" w:hAnsi="Georgia"/>
+          <w:b/>
+          <w:i w:val="0"/>
+          <w:color w:val="141C1E"/>
+          <w:sz w:val="21"/>
+        </w:rPr>
+        <w:t>73%</w:t>
+      </w:r>
+      <w:r>
+        <w:rPr>
+          <w:rFonts w:ascii="Georgia" w:hAnsi="Georgia"/>
+          <w:b w:val="0"/>
+          <w:i w:val="0"/>
+          <w:color w:val="3A4A4C"/>
+          <w:sz w:val="21"/>
+        </w:rPr>
+        <w:t xml:space="preserve"> of resamples, and above AnyAnomaly (0.807) in </w:t>
+      </w:r>
+      <w:r>
+        <w:rPr>
+          <w:rFonts w:ascii="Georgia" w:hAnsi="Georgia"/>
+          <w:b/>
+          <w:i w:val="0"/>
+          <w:color w:val="141C1E"/>
+          <w:sz w:val="21"/>
+        </w:rPr>
+        <w:t>67%</w:t>
+      </w:r>
+      <w:r>
+        <w:rPr>
+          <w:rFonts w:ascii="Georgia" w:hAnsi="Georgia"/>
+          <w:b w:val="0"/>
+          <w:i w:val="0"/>
+          <w:color w:val="3A4A4C"/>
+          <w:sz w:val="21"/>
+        </w:rPr>
+        <w:t>. That's "level with", not "ahead of".</w:t>
       </w:r>
     </w:p>
     <w:p>
@@ -16231,64 +16207,12 @@
       <w:r>
         <w:rPr>
           <w:rFonts w:ascii="Georgia" w:hAnsi="Georgia"/>
-          <w:b/>
-          <w:i w:val="0"/>
-          <w:color w:val="141C1E"/>
-          <w:sz w:val="21"/>
-        </w:rPr>
-        <w:t>Bonus fact:</w:t>
-      </w:r>
-      <w:r>
-        <w:rPr>
-          <w:rFonts w:ascii="Georgia" w:hAnsi="Georgia"/>
-          <w:b w:val="0"/>
-          <w:i w:val="0"/>
-          <w:color w:val="3A4A4C"/>
-          <w:sz w:val="21"/>
-        </w:rPr>
-        <w:t xml:space="preserve"> AnyAnomaly, which beats you on both campus benchmarks, gets</w:t>
-      </w:r>
-    </w:p>
-    <w:p>
-      <w:r>
-        <w:rPr>
-          <w:rFonts w:ascii="Georgia" w:hAnsi="Georgia"/>
-          <w:b/>
-          <w:i w:val="0"/>
-          <w:color w:val="141C1E"/>
-          <w:sz w:val="21"/>
-        </w:rPr>
-        <w:t>0.807</w:t>
-      </w:r>
-      <w:r>
-        <w:rPr>
-          <w:rFonts w:ascii="Georgia" w:hAnsi="Georgia"/>
-          <w:b w:val="0"/>
-          <w:i w:val="0"/>
-          <w:color w:val="3A4A4C"/>
-          <w:sz w:val="21"/>
-        </w:rPr>
-        <w:t xml:space="preserve"> on UCF-Crime — </w:t>
-      </w:r>
-      <w:r>
-        <w:rPr>
-          <w:rFonts w:ascii="Georgia" w:hAnsi="Georgia"/>
-          <w:b w:val="0"/>
-          <w:i/>
-          <w:color w:val="3A4A4C"/>
-          <w:sz w:val="21"/>
-        </w:rPr>
-        <w:t>below</w:t>
-      </w:r>
-      <w:r>
-        <w:rPr>
-          <w:rFonts w:ascii="Georgia" w:hAnsi="Georgia"/>
-          <w:b w:val="0"/>
-          <w:i w:val="0"/>
-          <w:color w:val="3A4A4C"/>
-          <w:sz w:val="21"/>
-        </w:rPr>
-        <w:t xml:space="preserve"> you. On the most diverse benchmark you're first among training-free methods.</w:t>
+          <w:b w:val="0"/>
+          <w:i w:val="0"/>
+          <w:color w:val="3A4A4C"/>
+          <w:sz w:val="21"/>
+        </w:rPr>
+        <w:t>Both sample every 16th frame — but these are numbers from different papers, and small protocol details can move them by a point or two as well.</w:t>
       </w:r>
     </w:p>
     <w:p>
@@ -16307,6 +16231,45 @@
           <w:color w:val="141C1E"/>
           <w:sz w:val="21"/>
         </w:rPr>
+        <w:t>If asked "so did you beat them?":</w:t>
+      </w:r>
+      <w:r>
+        <w:rPr>
+          <w:rFonts w:ascii="Georgia" w:hAnsi="Georgia"/>
+          <w:b w:val="0"/>
+          <w:i w:val="0"/>
+          <w:color w:val="141C1E"/>
+          <w:sz w:val="21"/>
+        </w:rPr>
+        <w:t xml:space="preserve"> </w:t>
+      </w:r>
+      <w:r>
+        <w:rPr>
+          <w:rFonts w:ascii="Georgia" w:hAnsi="Georgia"/>
+          <w:b w:val="0"/>
+          <w:i/>
+          <w:color w:val="141C1E"/>
+          <w:sz w:val="21"/>
+        </w:rPr>
+        <w:t>"Numerically yes, statistically no. I bootstrapped my result; their figures sit inside my 95% interval. So I say comparable — with one frozen model pass instead of three large models."</w:t>
+      </w:r>
+    </w:p>
+    <w:p>
+      <w:pPr>
+        <w:spacing w:before="120" w:after="120"/>
+        <w:ind w:left="317"/>
+        <w:pBdr>
+          <w:left w:val="single" w:sz="18" w:space="10" w:color="0D6B67"/>
+        </w:pBdr>
+      </w:pPr>
+      <w:r>
+        <w:rPr>
+          <w:rFonts w:ascii="Georgia" w:hAnsi="Georgia"/>
+          <w:b/>
+          <w:i w:val="0"/>
+          <w:color w:val="141C1E"/>
+          <w:sz w:val="21"/>
+        </w:rPr>
         <w:t>Correction you should know about:</w:t>
       </w:r>
       <w:r>
@@ -16461,19 +16424,7 @@
           <w:color w:val="3A4A4C"/>
           <w:sz w:val="21"/>
         </w:rPr>
-        <w:t>Each video's sentence comes from its first second. In 3 of 140 crime videos</w:t>
-      </w:r>
-    </w:p>
-    <w:p>
-      <w:r>
-        <w:rPr>
-          <w:rFonts w:ascii="Georgia" w:hAnsi="Georgia"/>
-          <w:b w:val="0"/>
-          <w:i w:val="0"/>
-          <w:color w:val="3A4A4C"/>
-          <w:sz w:val="21"/>
-        </w:rPr>
-        <w:t>the crime has already started then — we kept those, because removing them would need the answer key.</w:t>
+        <w:t>Each video's sentence comes from its first second. In 3 of 140 crime videos the crime has already started then — we kept those, because removing them would need the answer key.</w:t>
       </w:r>
     </w:p>
     <w:p>
@@ -16489,19 +16440,1124 @@
           <w:color w:val="3A4A4C"/>
           <w:sz w:val="21"/>
         </w:rPr>
-        <w:t>The shared sentence already gives most of the gain here (0.813). Per-video</w:t>
-      </w:r>
-    </w:p>
-    <w:p>
-      <w:r>
-        <w:rPr>
-          <w:rFonts w:ascii="Georgia" w:hAnsi="Georgia"/>
-          <w:b w:val="0"/>
-          <w:i w:val="0"/>
-          <w:color w:val="3A4A4C"/>
-          <w:sz w:val="21"/>
-        </w:rPr>
-        <w:t>adds a little on top.</w:t>
+        <w:t>The shared sentence already gives most of the gain here (0.813). Per-video adds a little on top — and the bootstrap says that "little" (+0.011) could be zero.</w:t>
+      </w:r>
+    </w:p>
+    <w:p>
+      <w:pPr>
+        <w:keepNext/>
+        <w:spacing w:before="320" w:after="120"/>
+        <w:outlineLvl w:val="1"/>
+      </w:pPr>
+      <w:r>
+        <w:rPr>
+          <w:rFonts w:ascii="Segoe UI" w:hAnsi="Segoe UI"/>
+          <w:b/>
+          <w:color w:val="0D6B67"/>
+          <w:sz w:val="30"/>
+        </w:rPr>
+        <w:t>6.7d How the sentence actually helps — the measurement audit (23 Oct 2026)</w:t>
+      </w:r>
+    </w:p>
+    <w:p>
+      <w:r>
+        <w:rPr>
+          <w:rFonts w:ascii="Georgia" w:hAnsi="Georgia"/>
+          <w:b/>
+          <w:i w:val="0"/>
+          <w:color w:val="141C1E"/>
+          <w:sz w:val="21"/>
+        </w:rPr>
+        <w:t>The question.</w:t>
+      </w:r>
+      <w:r>
+        <w:rPr>
+          <w:rFonts w:ascii="Georgia" w:hAnsi="Georgia"/>
+          <w:b w:val="0"/>
+          <w:i w:val="0"/>
+          <w:color w:val="3A4A4C"/>
+          <w:sz w:val="21"/>
+        </w:rPr>
+        <w:t xml:space="preserve"> Every gain so far is measured with </w:t>
+      </w:r>
+      <w:r>
+        <w:rPr>
+          <w:rFonts w:ascii="Georgia" w:hAnsi="Georgia"/>
+          <w:b w:val="0"/>
+          <w:i/>
+          <w:color w:val="3A4A4C"/>
+          <w:sz w:val="21"/>
+        </w:rPr>
+        <w:t>pooled</w:t>
+      </w:r>
+      <w:r>
+        <w:rPr>
+          <w:rFonts w:ascii="Georgia" w:hAnsi="Georgia"/>
+          <w:b w:val="0"/>
+          <w:i w:val="0"/>
+          <w:color w:val="3A4A4C"/>
+          <w:sz w:val="21"/>
+        </w:rPr>
+        <w:t xml:space="preserve"> AUROC: all frames from all videos ranked together. A sentence could raise that in two ways:</w:t>
+      </w:r>
+    </w:p>
+    <w:tbl>
+      <w:tblPr>
+        <w:tblStyle w:val="TableGrid"/>
+        <w:tblW w:type="auto" w:w="0"/>
+        <w:jc w:val="left"/>
+        <w:tblLook w:firstColumn="1" w:firstRow="1" w:lastColumn="0" w:lastRow="0" w:noHBand="0" w:noVBand="1" w:val="04A0"/>
+      </w:tblPr>
+      <w:tblGrid>
+        <w:gridCol w:w="3106"/>
+        <w:gridCol w:w="3106"/>
+        <w:gridCol w:w="3106"/>
+      </w:tblGrid>
+      <w:tr>
+        <w:tc>
+          <w:tcPr>
+            <w:tcW w:type="dxa" w:w="3106"/>
+            <w:shd w:val="clear" w:fill="141C1E"/>
+          </w:tcPr>
+          <w:p>
+            <w:pPr>
+              <w:spacing w:before="60" w:after="60"/>
+            </w:pPr>
+            <w:r/>
+            <w:r>
+              <w:rPr>
+                <w:rFonts w:ascii="Segoe UI" w:hAnsi="Segoe UI"/>
+                <w:b/>
+                <w:i w:val="0"/>
+                <w:color w:val="FFFFFF"/>
+                <w:sz w:val="17"/>
+              </w:rPr>
+              <w:t>Way</w:t>
+            </w:r>
+          </w:p>
+        </w:tc>
+        <w:tc>
+          <w:tcPr>
+            <w:tcW w:type="dxa" w:w="3106"/>
+            <w:shd w:val="clear" w:fill="141C1E"/>
+          </w:tcPr>
+          <w:p>
+            <w:pPr>
+              <w:spacing w:before="60" w:after="60"/>
+            </w:pPr>
+            <w:r/>
+            <w:r>
+              <w:rPr>
+                <w:rFonts w:ascii="Segoe UI" w:hAnsi="Segoe UI"/>
+                <w:b/>
+                <w:i w:val="0"/>
+                <w:color w:val="FFFFFF"/>
+                <w:sz w:val="17"/>
+              </w:rPr>
+              <w:t>What it means</w:t>
+            </w:r>
+          </w:p>
+        </w:tc>
+        <w:tc>
+          <w:tcPr>
+            <w:tcW w:type="dxa" w:w="3106"/>
+            <w:shd w:val="clear" w:fill="141C1E"/>
+          </w:tcPr>
+          <w:p>
+            <w:pPr>
+              <w:spacing w:before="60" w:after="60"/>
+            </w:pPr>
+            <w:r/>
+            <w:r>
+              <w:rPr>
+                <w:rFonts w:ascii="Segoe UI" w:hAnsi="Segoe UI"/>
+                <w:b/>
+                <w:i w:val="0"/>
+                <w:color w:val="FFFFFF"/>
+                <w:sz w:val="17"/>
+              </w:rPr>
+              <w:t>Analogy</w:t>
+            </w:r>
+          </w:p>
+        </w:tc>
+      </w:tr>
+      <w:tr>
+        <w:tc>
+          <w:tcPr>
+            <w:tcW w:type="dxa" w:w="3106"/>
+            <w:shd w:val="clear" w:fill="DDEDEB"/>
+          </w:tcPr>
+          <w:p>
+            <w:pPr>
+              <w:spacing w:before="60" w:after="60"/>
+            </w:pPr>
+            <w:r/>
+            <w:r>
+              <w:rPr>
+                <w:rFonts w:ascii="Segoe UI" w:hAnsi="Segoe UI"/>
+                <w:b/>
+                <w:i w:val="0"/>
+                <w:color w:val="141C1E"/>
+                <w:sz w:val="18"/>
+              </w:rPr>
+              <w:t>Re-ranking</w:t>
+            </w:r>
+          </w:p>
+        </w:tc>
+        <w:tc>
+          <w:tcPr>
+            <w:tcW w:type="dxa" w:w="3106"/>
+            <w:shd w:val="clear" w:fill="F5F7F7"/>
+          </w:tcPr>
+          <w:p>
+            <w:pPr>
+              <w:spacing w:before="60" w:after="60"/>
+            </w:pPr>
+            <w:r/>
+            <w:r>
+              <w:rPr>
+                <w:rFonts w:ascii="Segoe UI" w:hAnsi="Segoe UI"/>
+                <w:b w:val="0"/>
+                <w:i w:val="0"/>
+                <w:color w:val="3A4A4C"/>
+                <w:sz w:val="18"/>
+              </w:rPr>
+              <w:t>Inside one video, the anomalous frames move above the normal ones</w:t>
+            </w:r>
+          </w:p>
+        </w:tc>
+        <w:tc>
+          <w:tcPr>
+            <w:tcW w:type="dxa" w:w="3106"/>
+            <w:shd w:val="clear" w:fill="F5F7F7"/>
+          </w:tcPr>
+          <w:p>
+            <w:pPr>
+              <w:spacing w:before="60" w:after="60"/>
+            </w:pPr>
+            <w:r/>
+            <w:r>
+              <w:rPr>
+                <w:rFonts w:ascii="Segoe UI" w:hAnsi="Segoe UI"/>
+                <w:b w:val="0"/>
+                <w:i w:val="0"/>
+                <w:color w:val="3A4A4C"/>
+                <w:sz w:val="18"/>
+              </w:rPr>
+              <w:t>The teacher marks the answers more accurately</w:t>
+            </w:r>
+          </w:p>
+        </w:tc>
+      </w:tr>
+      <w:tr>
+        <w:tc>
+          <w:tcPr>
+            <w:tcW w:type="dxa" w:w="3106"/>
+            <w:shd w:val="clear" w:fill="DDEDEB"/>
+          </w:tcPr>
+          <w:p>
+            <w:pPr>
+              <w:spacing w:before="60" w:after="60"/>
+            </w:pPr>
+            <w:r/>
+            <w:r>
+              <w:rPr>
+                <w:rFonts w:ascii="Segoe UI" w:hAnsi="Segoe UI"/>
+                <w:b/>
+                <w:i w:val="0"/>
+                <w:color w:val="141C1E"/>
+                <w:sz w:val="18"/>
+              </w:rPr>
+              <w:t>Calibration</w:t>
+            </w:r>
+          </w:p>
+        </w:tc>
+        <w:tc>
+          <w:tcPr>
+            <w:tcW w:type="dxa" w:w="3106"/>
+            <w:shd w:val="clear" w:fill="FFFFFF"/>
+          </w:tcPr>
+          <w:p>
+            <w:pPr>
+              <w:spacing w:before="60" w:after="60"/>
+            </w:pPr>
+            <w:r/>
+            <w:r>
+              <w:rPr>
+                <w:rFonts w:ascii="Segoe UI" w:hAnsi="Segoe UI"/>
+                <w:b w:val="0"/>
+                <w:i w:val="0"/>
+                <w:color w:val="3A4A4C"/>
+                <w:sz w:val="18"/>
+              </w:rPr>
+              <w:t>Each video's scores move up or down as a block; order inside the video unchanged</w:t>
+            </w:r>
+          </w:p>
+        </w:tc>
+        <w:tc>
+          <w:tcPr>
+            <w:tcW w:type="dxa" w:w="3106"/>
+            <w:shd w:val="clear" w:fill="FFFFFF"/>
+          </w:tcPr>
+          <w:p>
+            <w:pPr>
+              <w:spacing w:before="60" w:after="60"/>
+            </w:pPr>
+            <w:r/>
+            <w:r>
+              <w:rPr>
+                <w:rFonts w:ascii="Segoe UI" w:hAnsi="Segoe UI"/>
+                <w:b w:val="0"/>
+                <w:i w:val="0"/>
+                <w:color w:val="3A4A4C"/>
+                <w:sz w:val="18"/>
+              </w:rPr>
+              <w:t>Correcting for a strict vs a lenient teacher before merging the classes into one merit list</w:t>
+            </w:r>
+          </w:p>
+        </w:tc>
+      </w:tr>
+    </w:tbl>
+    <w:p>
+      <w:pPr>
+        <w:spacing w:after="80"/>
+      </w:pPr>
+    </w:p>
+    <w:p>
+      <w:r>
+        <w:rPr>
+          <w:rFonts w:ascii="Georgia" w:hAnsi="Georgia"/>
+          <w:b/>
+          <w:i w:val="0"/>
+          <w:color w:val="141C1E"/>
+          <w:sz w:val="21"/>
+        </w:rPr>
+        <w:t>What we did.</w:t>
+      </w:r>
+      <w:r>
+        <w:rPr>
+          <w:rFonts w:ascii="Georgia" w:hAnsi="Georgia"/>
+          <w:b w:val="0"/>
+          <w:i w:val="0"/>
+          <w:color w:val="3A4A4C"/>
+          <w:sz w:val="21"/>
+        </w:rPr>
+        <w:t xml:space="preserve"> A script splits every gain exactly into a "shift the whole video" part and the rest, and measures re-ranking separately. </w:t>
+      </w:r>
+      <w:r>
+        <w:rPr>
+          <w:rFonts w:ascii="Georgia" w:hAnsi="Georgia"/>
+          <w:b/>
+          <w:i w:val="0"/>
+          <w:color w:val="141C1E"/>
+          <w:sz w:val="21"/>
+        </w:rPr>
+        <w:t>The rule for calling the result was written into the script and committed before running it</w:t>
+      </w:r>
+      <w:r>
+        <w:rPr>
+          <w:rFonts w:ascii="Georgia" w:hAnsi="Georgia"/>
+          <w:b w:val="0"/>
+          <w:i w:val="0"/>
+          <w:color w:val="3A4A4C"/>
+          <w:sz w:val="21"/>
+        </w:rPr>
+        <w:t>, so nobody can say we chose the rule after seeing the answer. Before measuring anything new, it had to reproduce every published number (52 checks — all passed).</w:t>
+      </w:r>
+    </w:p>
+    <w:p>
+      <w:r>
+        <w:rPr>
+          <w:rFonts w:ascii="Georgia" w:hAnsi="Georgia"/>
+          <w:b/>
+          <w:i w:val="0"/>
+          <w:color w:val="141C1E"/>
+          <w:sz w:val="21"/>
+        </w:rPr>
+        <w:t>The answer.</w:t>
+      </w:r>
+    </w:p>
+    <w:tbl>
+      <w:tblPr>
+        <w:tblStyle w:val="TableGrid"/>
+        <w:tblW w:type="auto" w:w="0"/>
+        <w:jc w:val="left"/>
+        <w:tblLook w:firstColumn="1" w:firstRow="1" w:lastColumn="0" w:lastRow="0" w:noHBand="0" w:noVBand="1" w:val="04A0"/>
+      </w:tblPr>
+      <w:tblGrid>
+        <w:gridCol w:w="2329"/>
+        <w:gridCol w:w="2329"/>
+        <w:gridCol w:w="2329"/>
+        <w:gridCol w:w="2329"/>
+      </w:tblGrid>
+      <w:tr>
+        <w:tc>
+          <w:tcPr>
+            <w:tcW w:type="dxa" w:w="2329"/>
+            <w:shd w:val="clear" w:fill="141C1E"/>
+          </w:tcPr>
+          <w:p>
+            <w:pPr>
+              <w:spacing w:before="60" w:after="60"/>
+            </w:pPr>
+            <w:r/>
+            <w:r>
+              <w:rPr>
+                <w:rFonts w:ascii="Segoe UI" w:hAnsi="Segoe UI"/>
+                <w:b/>
+                <w:i w:val="0"/>
+                <w:color w:val="FFFFFF"/>
+                <w:sz w:val="17"/>
+              </w:rPr>
+              <w:t>Comparison</w:t>
+            </w:r>
+          </w:p>
+        </w:tc>
+        <w:tc>
+          <w:tcPr>
+            <w:tcW w:type="dxa" w:w="2329"/>
+            <w:shd w:val="clear" w:fill="141C1E"/>
+          </w:tcPr>
+          <w:p>
+            <w:pPr>
+              <w:spacing w:before="60" w:after="60"/>
+            </w:pPr>
+            <w:r/>
+            <w:r>
+              <w:rPr>
+                <w:rFonts w:ascii="Segoe UI" w:hAnsi="Segoe UI"/>
+                <w:b/>
+                <w:i w:val="0"/>
+                <w:color w:val="FFFFFF"/>
+                <w:sz w:val="17"/>
+              </w:rPr>
+              <w:t>Gain</w:t>
+            </w:r>
+          </w:p>
+        </w:tc>
+        <w:tc>
+          <w:tcPr>
+            <w:tcW w:type="dxa" w:w="2329"/>
+            <w:shd w:val="clear" w:fill="141C1E"/>
+          </w:tcPr>
+          <w:p>
+            <w:pPr>
+              <w:spacing w:before="60" w:after="60"/>
+            </w:pPr>
+            <w:r/>
+            <w:r>
+              <w:rPr>
+                <w:rFonts w:ascii="Segoe UI" w:hAnsi="Segoe UI"/>
+                <w:b/>
+                <w:i w:val="0"/>
+                <w:color w:val="FFFFFF"/>
+                <w:sz w:val="17"/>
+              </w:rPr>
+              <w:t>From shifting whole videos</w:t>
+            </w:r>
+          </w:p>
+        </w:tc>
+        <w:tc>
+          <w:tcPr>
+            <w:tcW w:type="dxa" w:w="2329"/>
+            <w:shd w:val="clear" w:fill="141C1E"/>
+          </w:tcPr>
+          <w:p>
+            <w:pPr>
+              <w:spacing w:before="60" w:after="60"/>
+            </w:pPr>
+            <w:r/>
+            <w:r>
+              <w:rPr>
+                <w:rFonts w:ascii="Segoe UI" w:hAnsi="Segoe UI"/>
+                <w:b/>
+                <w:i w:val="0"/>
+                <w:color w:val="FFFFFF"/>
+                <w:sz w:val="17"/>
+              </w:rPr>
+              <w:t>Verdict</w:t>
+            </w:r>
+          </w:p>
+        </w:tc>
+      </w:tr>
+      <w:tr>
+        <w:tc>
+          <w:tcPr>
+            <w:tcW w:type="dxa" w:w="2329"/>
+            <w:shd w:val="clear" w:fill="F5F7F7"/>
+          </w:tcPr>
+          <w:p>
+            <w:pPr>
+              <w:spacing w:before="60" w:after="60"/>
+            </w:pPr>
+            <w:r/>
+            <w:r>
+              <w:rPr>
+                <w:rFonts w:ascii="Segoe UI" w:hAnsi="Segoe UI"/>
+                <w:b w:val="0"/>
+                <w:i w:val="0"/>
+                <w:color w:val="3A4A4C"/>
+                <w:sz w:val="18"/>
+              </w:rPr>
+              <w:t>ShanghaiTech, right vs wrong sentence</w:t>
+            </w:r>
+          </w:p>
+        </w:tc>
+        <w:tc>
+          <w:tcPr>
+            <w:tcW w:type="dxa" w:w="2329"/>
+            <w:shd w:val="clear" w:fill="F5F7F7"/>
+          </w:tcPr>
+          <w:p>
+            <w:pPr>
+              <w:spacing w:before="60" w:after="60"/>
+            </w:pPr>
+            <w:r/>
+            <w:r>
+              <w:rPr>
+                <w:rFonts w:ascii="Segoe UI" w:hAnsi="Segoe UI"/>
+                <w:b w:val="0"/>
+                <w:i w:val="0"/>
+                <w:color w:val="3A4A4C"/>
+                <w:sz w:val="18"/>
+              </w:rPr>
+              <w:t>+0.105</w:t>
+            </w:r>
+          </w:p>
+        </w:tc>
+        <w:tc>
+          <w:tcPr>
+            <w:tcW w:type="dxa" w:w="2329"/>
+            <w:shd w:val="clear" w:fill="F5F7F7"/>
+          </w:tcPr>
+          <w:p>
+            <w:pPr>
+              <w:spacing w:before="60" w:after="60"/>
+            </w:pPr>
+            <w:r/>
+            <w:r>
+              <w:rPr>
+                <w:rFonts w:ascii="Segoe UI" w:hAnsi="Segoe UI"/>
+                <w:b w:val="0"/>
+                <w:i w:val="0"/>
+                <w:color w:val="3A4A4C"/>
+                <w:sz w:val="18"/>
+              </w:rPr>
+              <w:t>82%</w:t>
+            </w:r>
+          </w:p>
+        </w:tc>
+        <w:tc>
+          <w:tcPr>
+            <w:tcW w:type="dxa" w:w="2329"/>
+            <w:shd w:val="clear" w:fill="F5F7F7"/>
+          </w:tcPr>
+          <w:p>
+            <w:pPr>
+              <w:spacing w:before="60" w:after="60"/>
+            </w:pPr>
+            <w:r/>
+            <w:r>
+              <w:rPr>
+                <w:rFonts w:ascii="Segoe UI" w:hAnsi="Segoe UI"/>
+                <w:b w:val="0"/>
+                <w:i w:val="0"/>
+                <w:color w:val="3A4A4C"/>
+                <w:sz w:val="18"/>
+              </w:rPr>
+              <w:t>calibration</w:t>
+            </w:r>
+          </w:p>
+        </w:tc>
+      </w:tr>
+      <w:tr>
+        <w:tc>
+          <w:tcPr>
+            <w:tcW w:type="dxa" w:w="2329"/>
+            <w:shd w:val="clear" w:fill="FFFFFF"/>
+          </w:tcPr>
+          <w:p>
+            <w:pPr>
+              <w:spacing w:before="60" w:after="60"/>
+            </w:pPr>
+            <w:r/>
+            <w:r>
+              <w:rPr>
+                <w:rFonts w:ascii="Segoe UI" w:hAnsi="Segoe UI"/>
+                <w:b w:val="0"/>
+                <w:i w:val="0"/>
+                <w:color w:val="3A4A4C"/>
+                <w:sz w:val="18"/>
+              </w:rPr>
+              <w:t>UCF-Crime, own sentence vs none</w:t>
+            </w:r>
+          </w:p>
+        </w:tc>
+        <w:tc>
+          <w:tcPr>
+            <w:tcW w:type="dxa" w:w="2329"/>
+            <w:shd w:val="clear" w:fill="FFFFFF"/>
+          </w:tcPr>
+          <w:p>
+            <w:pPr>
+              <w:spacing w:before="60" w:after="60"/>
+            </w:pPr>
+            <w:r/>
+            <w:r>
+              <w:rPr>
+                <w:rFonts w:ascii="Segoe UI" w:hAnsi="Segoe UI"/>
+                <w:b w:val="0"/>
+                <w:i w:val="0"/>
+                <w:color w:val="3A4A4C"/>
+                <w:sz w:val="18"/>
+              </w:rPr>
+              <w:t>+0.067</w:t>
+            </w:r>
+          </w:p>
+        </w:tc>
+        <w:tc>
+          <w:tcPr>
+            <w:tcW w:type="dxa" w:w="2329"/>
+            <w:shd w:val="clear" w:fill="FFFFFF"/>
+          </w:tcPr>
+          <w:p>
+            <w:pPr>
+              <w:spacing w:before="60" w:after="60"/>
+            </w:pPr>
+            <w:r/>
+            <w:r>
+              <w:rPr>
+                <w:rFonts w:ascii="Segoe UI" w:hAnsi="Segoe UI"/>
+                <w:b w:val="0"/>
+                <w:i w:val="0"/>
+                <w:color w:val="3A4A4C"/>
+                <w:sz w:val="18"/>
+              </w:rPr>
+              <w:t>83%</w:t>
+            </w:r>
+          </w:p>
+        </w:tc>
+        <w:tc>
+          <w:tcPr>
+            <w:tcW w:type="dxa" w:w="2329"/>
+            <w:shd w:val="clear" w:fill="FFFFFF"/>
+          </w:tcPr>
+          <w:p>
+            <w:pPr>
+              <w:spacing w:before="60" w:after="60"/>
+            </w:pPr>
+            <w:r/>
+            <w:r>
+              <w:rPr>
+                <w:rFonts w:ascii="Segoe UI" w:hAnsi="Segoe UI"/>
+                <w:b w:val="0"/>
+                <w:i w:val="0"/>
+                <w:color w:val="3A4A4C"/>
+                <w:sz w:val="18"/>
+              </w:rPr>
+              <w:t>calibration</w:t>
+            </w:r>
+          </w:p>
+        </w:tc>
+      </w:tr>
+      <w:tr>
+        <w:tc>
+          <w:tcPr>
+            <w:tcW w:type="dxa" w:w="2329"/>
+            <w:shd w:val="clear" w:fill="F5F7F7"/>
+          </w:tcPr>
+          <w:p>
+            <w:pPr>
+              <w:spacing w:before="60" w:after="60"/>
+            </w:pPr>
+            <w:r/>
+            <w:r>
+              <w:rPr>
+                <w:rFonts w:ascii="Segoe UI" w:hAnsi="Segoe UI"/>
+                <w:b w:val="0"/>
+                <w:i w:val="0"/>
+                <w:color w:val="3A4A4C"/>
+                <w:sz w:val="18"/>
+              </w:rPr>
+              <w:t>UCF-Crime, own vs another video's</w:t>
+            </w:r>
+          </w:p>
+        </w:tc>
+        <w:tc>
+          <w:tcPr>
+            <w:tcW w:type="dxa" w:w="2329"/>
+            <w:shd w:val="clear" w:fill="F5F7F7"/>
+          </w:tcPr>
+          <w:p>
+            <w:pPr>
+              <w:spacing w:before="60" w:after="60"/>
+            </w:pPr>
+            <w:r/>
+            <w:r>
+              <w:rPr>
+                <w:rFonts w:ascii="Segoe UI" w:hAnsi="Segoe UI"/>
+                <w:b w:val="0"/>
+                <w:i w:val="0"/>
+                <w:color w:val="3A4A4C"/>
+                <w:sz w:val="18"/>
+              </w:rPr>
+              <w:t>+0.110</w:t>
+            </w:r>
+          </w:p>
+        </w:tc>
+        <w:tc>
+          <w:tcPr>
+            <w:tcW w:type="dxa" w:w="2329"/>
+            <w:shd w:val="clear" w:fill="F5F7F7"/>
+          </w:tcPr>
+          <w:p>
+            <w:pPr>
+              <w:spacing w:before="60" w:after="60"/>
+            </w:pPr>
+            <w:r/>
+            <w:r>
+              <w:rPr>
+                <w:rFonts w:ascii="Segoe UI" w:hAnsi="Segoe UI"/>
+                <w:b w:val="0"/>
+                <w:i w:val="0"/>
+                <w:color w:val="3A4A4C"/>
+                <w:sz w:val="18"/>
+              </w:rPr>
+              <w:t>87%</w:t>
+            </w:r>
+          </w:p>
+        </w:tc>
+        <w:tc>
+          <w:tcPr>
+            <w:tcW w:type="dxa" w:w="2329"/>
+            <w:shd w:val="clear" w:fill="F5F7F7"/>
+          </w:tcPr>
+          <w:p>
+            <w:pPr>
+              <w:spacing w:before="60" w:after="60"/>
+            </w:pPr>
+            <w:r/>
+            <w:r>
+              <w:rPr>
+                <w:rFonts w:ascii="Segoe UI" w:hAnsi="Segoe UI"/>
+                <w:b w:val="0"/>
+                <w:i w:val="0"/>
+                <w:color w:val="3A4A4C"/>
+                <w:sz w:val="18"/>
+              </w:rPr>
+              <w:t>calibration</w:t>
+            </w:r>
+          </w:p>
+        </w:tc>
+      </w:tr>
+      <w:tr>
+        <w:tc>
+          <w:tcPr>
+            <w:tcW w:type="dxa" w:w="2329"/>
+            <w:shd w:val="clear" w:fill="FFFFFF"/>
+          </w:tcPr>
+          <w:p>
+            <w:pPr>
+              <w:spacing w:before="60" w:after="60"/>
+            </w:pPr>
+            <w:r/>
+            <w:r>
+              <w:rPr>
+                <w:rFonts w:ascii="Segoe UI" w:hAnsi="Segoe UI"/>
+                <w:b w:val="0"/>
+                <w:i w:val="0"/>
+                <w:color w:val="3A4A4C"/>
+                <w:sz w:val="18"/>
+              </w:rPr>
+              <w:t>ShanghaiTech, per-camera vs swapped</w:t>
+            </w:r>
+          </w:p>
+        </w:tc>
+        <w:tc>
+          <w:tcPr>
+            <w:tcW w:type="dxa" w:w="2329"/>
+            <w:shd w:val="clear" w:fill="FFFFFF"/>
+          </w:tcPr>
+          <w:p>
+            <w:pPr>
+              <w:spacing w:before="60" w:after="60"/>
+            </w:pPr>
+            <w:r/>
+            <w:r>
+              <w:rPr>
+                <w:rFonts w:ascii="Segoe UI" w:hAnsi="Segoe UI"/>
+                <w:b w:val="0"/>
+                <w:i w:val="0"/>
+                <w:color w:val="3A4A4C"/>
+                <w:sz w:val="18"/>
+              </w:rPr>
+              <w:t>+0.043</w:t>
+            </w:r>
+          </w:p>
+        </w:tc>
+        <w:tc>
+          <w:tcPr>
+            <w:tcW w:type="dxa" w:w="2329"/>
+            <w:shd w:val="clear" w:fill="FFFFFF"/>
+          </w:tcPr>
+          <w:p>
+            <w:pPr>
+              <w:spacing w:before="60" w:after="60"/>
+            </w:pPr>
+            <w:r/>
+            <w:r>
+              <w:rPr>
+                <w:rFonts w:ascii="Segoe UI" w:hAnsi="Segoe UI"/>
+                <w:b w:val="0"/>
+                <w:i w:val="0"/>
+                <w:color w:val="3A4A4C"/>
+                <w:sz w:val="18"/>
+              </w:rPr>
+              <w:t>34%</w:t>
+            </w:r>
+          </w:p>
+        </w:tc>
+        <w:tc>
+          <w:tcPr>
+            <w:tcW w:type="dxa" w:w="2329"/>
+            <w:shd w:val="clear" w:fill="FFFFFF"/>
+          </w:tcPr>
+          <w:p>
+            <w:pPr>
+              <w:spacing w:before="60" w:after="60"/>
+            </w:pPr>
+            <w:r/>
+            <w:r>
+              <w:rPr>
+                <w:rFonts w:ascii="Segoe UI" w:hAnsi="Segoe UI"/>
+                <w:b w:val="0"/>
+                <w:i w:val="0"/>
+                <w:color w:val="3A4A4C"/>
+                <w:sz w:val="18"/>
+              </w:rPr>
+              <w:t>mixed</w:t>
+            </w:r>
+          </w:p>
+        </w:tc>
+      </w:tr>
+    </w:tbl>
+    <w:p>
+      <w:pPr>
+        <w:spacing w:after="80"/>
+      </w:pPr>
+    </w:p>
+    <w:p>
+      <w:r>
+        <w:rPr>
+          <w:rFonts w:ascii="Georgia" w:hAnsi="Georgia"/>
+          <w:b/>
+          <w:i w:val="0"/>
+          <w:color w:val="141C1E"/>
+          <w:sz w:val="21"/>
+        </w:rPr>
+        <w:t>Three things to remember:</w:t>
+      </w:r>
+    </w:p>
+    <w:p>
+      <w:pPr>
+        <w:pStyle w:val="ListNumber"/>
+        <w:spacing w:after="60"/>
+      </w:pPr>
+      <w:r>
+        <w:rPr>
+          <w:rFonts w:ascii="Georgia" w:hAnsi="Georgia"/>
+          <w:b/>
+          <w:i w:val="0"/>
+          <w:color w:val="141C1E"/>
+          <w:sz w:val="21"/>
+        </w:rPr>
+        <w:t>The sentence mainly puts cameras on one scale.</w:t>
+      </w:r>
+      <w:r>
+        <w:rPr>
+          <w:rFonts w:ascii="Georgia" w:hAnsi="Georgia"/>
+          <w:b w:val="0"/>
+          <w:i w:val="0"/>
+          <w:color w:val="3A4A4C"/>
+          <w:sz w:val="21"/>
+        </w:rPr>
+        <w:t xml:space="preserve"> Re-ranking inside a video is tiny everywhere (at most +0.024).</w:t>
+      </w:r>
+    </w:p>
+    <w:p>
+      <w:pPr>
+        <w:pStyle w:val="ListNumber"/>
+        <w:spacing w:after="60"/>
+      </w:pPr>
+      <w:r>
+        <w:rPr>
+          <w:rFonts w:ascii="Georgia" w:hAnsi="Georgia"/>
+          <w:b/>
+          <w:i w:val="0"/>
+          <w:color w:val="141C1E"/>
+          <w:sz w:val="21"/>
+        </w:rPr>
+        <w:t>On ShanghaiTech, CLIP's softmax inflates it.</w:t>
+      </w:r>
+      <w:r>
+        <w:rPr>
+          <w:rFonts w:ascii="Georgia" w:hAnsi="Georgia"/>
+          <w:b w:val="0"/>
+          <w:i w:val="0"/>
+          <w:color w:val="3A4A4C"/>
+          <w:sz w:val="21"/>
+        </w:rPr>
+        <w:t xml:space="preserve"> Same comparison, gentle softmax: +0.017. CLIP's own (×100): +0.105. That's a warning for every paper that scores this way, not just ours.</w:t>
+      </w:r>
+    </w:p>
+    <w:p>
+      <w:pPr>
+        <w:pStyle w:val="ListNumber"/>
+        <w:spacing w:after="60"/>
+      </w:pPr>
+      <w:r>
+        <w:rPr>
+          <w:rFonts w:ascii="Georgia" w:hAnsi="Georgia"/>
+          <w:b/>
+          <w:i w:val="0"/>
+          <w:color w:val="141C1E"/>
+          <w:sz w:val="21"/>
+        </w:rPr>
+        <w:t>It isn't a trick a one-liner can copy.</w:t>
+      </w:r>
+      <w:r>
+        <w:rPr>
+          <w:rFonts w:ascii="Georgia" w:hAnsi="Georgia"/>
+          <w:b w:val="0"/>
+          <w:i w:val="0"/>
+          <w:color w:val="3A4A4C"/>
+          <w:sz w:val="21"/>
+        </w:rPr>
+        <w:t xml:space="preserve"> Simply centring each video's scores (no sentence) scores 0.657 / 0.702 — </w:t>
+      </w:r>
+      <w:r>
+        <w:rPr>
+          <w:rFonts w:ascii="Georgia" w:hAnsi="Georgia"/>
+          <w:b w:val="0"/>
+          <w:i/>
+          <w:color w:val="3A4A4C"/>
+          <w:sz w:val="21"/>
+        </w:rPr>
+        <w:t>below</w:t>
+      </w:r>
+      <w:r>
+        <w:rPr>
+          <w:rFonts w:ascii="Georgia" w:hAnsi="Georgia"/>
+          <w:b w:val="0"/>
+          <w:i w:val="0"/>
+          <w:color w:val="3A4A4C"/>
+          <w:sz w:val="21"/>
+        </w:rPr>
+        <w:t xml:space="preserve"> no sentence at all.</w:t>
+      </w:r>
+    </w:p>
+    <w:p>
+      <w:r>
+        <w:rPr>
+          <w:rFonts w:ascii="Georgia" w:hAnsi="Georgia"/>
+          <w:b/>
+          <w:i w:val="0"/>
+          <w:color w:val="141C1E"/>
+          <w:sz w:val="21"/>
+        </w:rPr>
+        <w:t>Per-camera sentences are the partial exception.</w:t>
+      </w:r>
+      <w:r>
+        <w:rPr>
+          <w:rFonts w:ascii="Georgia" w:hAnsi="Georgia"/>
+          <w:b w:val="0"/>
+          <w:i w:val="0"/>
+          <w:color w:val="3A4A4C"/>
+          <w:sz w:val="21"/>
+        </w:rPr>
+        <w:t xml:space="preserve"> Part of their gain isn't a simple shift — it survives removing each video's level and scale — though they still barely reorder frames inside a video.</w:t>
+      </w:r>
+    </w:p>
+    <w:p>
+      <w:r>
+        <w:rPr>
+          <w:rFonts w:ascii="Georgia" w:hAnsi="Georgia"/>
+          <w:b/>
+          <w:i w:val="0"/>
+          <w:color w:val="141C1E"/>
+          <w:sz w:val="21"/>
+        </w:rPr>
+        <w:t>Is this bad news? No.</w:t>
+      </w:r>
+      <w:r>
+        <w:rPr>
+          <w:rFonts w:ascii="Georgia" w:hAnsi="Georgia"/>
+          <w:b w:val="0"/>
+          <w:i w:val="0"/>
+          <w:color w:val="3A4A4C"/>
+          <w:sz w:val="21"/>
+        </w:rPr>
+        <w:t xml:space="preserve"> A real system with 50 cameras uses </w:t>
+      </w:r>
+      <w:r>
+        <w:rPr>
+          <w:rFonts w:ascii="Georgia" w:hAnsi="Georgia"/>
+          <w:b/>
+          <w:i w:val="0"/>
+          <w:color w:val="141C1E"/>
+          <w:sz w:val="21"/>
+        </w:rPr>
+        <w:t>one</w:t>
+      </w:r>
+      <w:r>
+        <w:rPr>
+          <w:rFonts w:ascii="Georgia" w:hAnsi="Georgia"/>
+          <w:b w:val="0"/>
+          <w:i w:val="0"/>
+          <w:color w:val="3A4A4C"/>
+          <w:sz w:val="21"/>
+        </w:rPr>
+        <w:t xml:space="preserve"> alarm threshold. That only works if all cameras are on the same scale — which is exactly what the sentence does, with no training.</w:t>
+      </w:r>
+    </w:p>
+    <w:p>
+      <w:pPr>
+        <w:spacing w:before="120" w:after="120"/>
+        <w:ind w:left="317"/>
+        <w:pBdr>
+          <w:left w:val="single" w:sz="18" w:space="10" w:color="0D6B67"/>
+        </w:pBdr>
+      </w:pPr>
+      <w:r>
+        <w:rPr>
+          <w:rFonts w:ascii="Georgia" w:hAnsi="Georgia"/>
+          <w:b/>
+          <w:i w:val="0"/>
+          <w:color w:val="141C1E"/>
+          <w:sz w:val="21"/>
+        </w:rPr>
+        <w:t>Say it like this (viva or interview):</w:t>
+      </w:r>
+      <w:r>
+        <w:rPr>
+          <w:rFonts w:ascii="Georgia" w:hAnsi="Georgia"/>
+          <w:b w:val="0"/>
+          <w:i w:val="0"/>
+          <w:color w:val="141C1E"/>
+          <w:sz w:val="21"/>
+        </w:rPr>
+        <w:t xml:space="preserve"> </w:t>
+      </w:r>
+      <w:r>
+        <w:rPr>
+          <w:rFonts w:ascii="Georgia" w:hAnsi="Georgia"/>
+          <w:b w:val="0"/>
+          <w:i/>
+          <w:color w:val="141C1E"/>
+          <w:sz w:val="21"/>
+        </w:rPr>
+        <w:t>"I tested my own result the way a reviewer would. The language effect is real — a video's own sentence beats another video's by 0.11, and the 95% interval is 0.07 to 0.16. And I now know how it works: mostly by putting different cameras on a common scale, which is what a multi-camera deployment needs."</w:t>
+      </w:r>
+    </w:p>
+    <w:p>
+      <w:pPr>
+        <w:spacing w:before="120" w:after="120"/>
+        <w:ind w:left="317"/>
+        <w:pBdr>
+          <w:left w:val="single" w:sz="18" w:space="10" w:color="0D6B67"/>
+        </w:pBdr>
+      </w:pPr>
+      <w:r>
+        <w:rPr>
+          <w:rFonts w:ascii="Georgia" w:hAnsi="Georgia"/>
+          <w:b/>
+          <w:i w:val="0"/>
+          <w:color w:val="141C1E"/>
+          <w:sz w:val="21"/>
+        </w:rPr>
+        <w:t>If asked "so the sentence doesn't redefine normal?":</w:t>
+      </w:r>
+      <w:r>
+        <w:rPr>
+          <w:rFonts w:ascii="Georgia" w:hAnsi="Georgia"/>
+          <w:b w:val="0"/>
+          <w:i w:val="0"/>
+          <w:color w:val="141C1E"/>
+          <w:sz w:val="21"/>
+        </w:rPr>
+        <w:t xml:space="preserve"> </w:t>
+      </w:r>
+      <w:r>
+        <w:rPr>
+          <w:rFonts w:ascii="Georgia" w:hAnsi="Georgia"/>
+          <w:b w:val="0"/>
+          <w:i/>
+          <w:color w:val="141C1E"/>
+          <w:sz w:val="21"/>
+        </w:rPr>
+        <w:t>"Not inside a scene — it tells the model which scene it's looking at. That's a narrower claim than I started with, but it's measured, and the rule for deciding it was fixed before I looked."</w:t>
+      </w:r>
+    </w:p>
+    <w:p>
+      <w:r>
+        <w:rPr>
+          <w:rFonts w:ascii="Georgia" w:hAnsi="Georgia"/>
+          <w:b/>
+          <w:i w:val="0"/>
+          <w:color w:val="141C1E"/>
+          <w:sz w:val="21"/>
+        </w:rPr>
+        <w:t>Memory hook — "Scale, not sort":</w:t>
+      </w:r>
+      <w:r>
+        <w:rPr>
+          <w:rFonts w:ascii="Georgia" w:hAnsi="Georgia"/>
+          <w:b w:val="0"/>
+          <w:i w:val="0"/>
+          <w:color w:val="3A4A4C"/>
+          <w:sz w:val="21"/>
+        </w:rPr>
+        <w:t xml:space="preserve"> the sentence fixes the </w:t>
+      </w:r>
+      <w:r>
+        <w:rPr>
+          <w:rFonts w:ascii="Georgia" w:hAnsi="Georgia"/>
+          <w:b w:val="0"/>
+          <w:i/>
+          <w:color w:val="3A4A4C"/>
+          <w:sz w:val="21"/>
+        </w:rPr>
+        <w:t>scale</w:t>
+      </w:r>
+      <w:r>
+        <w:rPr>
+          <w:rFonts w:ascii="Georgia" w:hAnsi="Georgia"/>
+          <w:b w:val="0"/>
+          <w:i w:val="0"/>
+          <w:color w:val="3A4A4C"/>
+          <w:sz w:val="21"/>
+        </w:rPr>
+        <w:t xml:space="preserve"> across cameras, it doesn't </w:t>
+      </w:r>
+      <w:r>
+        <w:rPr>
+          <w:rFonts w:ascii="Georgia" w:hAnsi="Georgia"/>
+          <w:b w:val="0"/>
+          <w:i/>
+          <w:color w:val="3A4A4C"/>
+          <w:sz w:val="21"/>
+        </w:rPr>
+        <w:t>sort</w:t>
+      </w:r>
+      <w:r>
+        <w:rPr>
+          <w:rFonts w:ascii="Georgia" w:hAnsi="Georgia"/>
+          <w:b w:val="0"/>
+          <w:i w:val="0"/>
+          <w:color w:val="3A4A4C"/>
+          <w:sz w:val="21"/>
+        </w:rPr>
+        <w:t xml:space="preserve"> frames within a video.</w:t>
       </w:r>
     </w:p>
     <w:p>
@@ -16954,7 +18010,139 @@
                 <w:color w:val="3A4A4C"/>
                 <w:sz w:val="18"/>
               </w:rPr>
-              <w:t>, 290 videos, no training; LAVAD reports 80.28</w:t>
+              <w:t xml:space="preserve"> (95% CI 0.756–0.877), 290 videos, no training; level with LAVAD 80.28</w:t>
+            </w:r>
+          </w:p>
+        </w:tc>
+      </w:tr>
+      <w:tr>
+        <w:tc>
+          <w:tcPr>
+            <w:tcW w:type="dxa" w:w="4658"/>
+            <w:shd w:val="clear" w:fill="FFFFFF"/>
+          </w:tcPr>
+          <w:p>
+            <w:pPr>
+              <w:spacing w:before="60" w:after="60"/>
+            </w:pPr>
+            <w:r/>
+            <w:r>
+              <w:rPr>
+                <w:rFonts w:ascii="Segoe UI" w:hAnsi="Segoe UI"/>
+                <w:b w:val="0"/>
+                <w:i w:val="0"/>
+                <w:color w:val="3A4A4C"/>
+                <w:sz w:val="18"/>
+              </w:rPr>
+              <w:t>Strongest result</w:t>
+            </w:r>
+          </w:p>
+        </w:tc>
+        <w:tc>
+          <w:tcPr>
+            <w:tcW w:type="dxa" w:w="4658"/>
+            <w:shd w:val="clear" w:fill="DDEDEB"/>
+          </w:tcPr>
+          <w:p>
+            <w:pPr>
+              <w:spacing w:before="60" w:after="60"/>
+            </w:pPr>
+            <w:r/>
+            <w:r>
+              <w:rPr>
+                <w:rFonts w:ascii="Segoe UI" w:hAnsi="Segoe UI"/>
+                <w:b w:val="0"/>
+                <w:i w:val="0"/>
+                <w:color w:val="3A4A4C"/>
+                <w:sz w:val="18"/>
+              </w:rPr>
+              <w:t xml:space="preserve">Own sentence beats another video's by </w:t>
+            </w:r>
+            <w:r>
+              <w:rPr>
+                <w:rFonts w:ascii="Segoe UI" w:hAnsi="Segoe UI"/>
+                <w:b/>
+                <w:i w:val="0"/>
+                <w:color w:val="141C1E"/>
+                <w:sz w:val="18"/>
+              </w:rPr>
+              <w:t>+0.110</w:t>
+            </w:r>
+            <w:r>
+              <w:rPr>
+                <w:rFonts w:ascii="Segoe UI" w:hAnsi="Segoe UI"/>
+                <w:b w:val="0"/>
+                <w:i w:val="0"/>
+                <w:color w:val="3A4A4C"/>
+                <w:sz w:val="18"/>
+              </w:rPr>
+              <w:t xml:space="preserve"> (CI +0.069 to +0.157)</w:t>
+            </w:r>
+          </w:p>
+        </w:tc>
+      </w:tr>
+      <w:tr>
+        <w:tc>
+          <w:tcPr>
+            <w:tcW w:type="dxa" w:w="4658"/>
+            <w:shd w:val="clear" w:fill="F5F7F7"/>
+          </w:tcPr>
+          <w:p>
+            <w:pPr>
+              <w:spacing w:before="60" w:after="60"/>
+            </w:pPr>
+            <w:r/>
+            <w:r>
+              <w:rPr>
+                <w:rFonts w:ascii="Segoe UI" w:hAnsi="Segoe UI"/>
+                <w:b w:val="0"/>
+                <w:i w:val="0"/>
+                <w:color w:val="3A4A4C"/>
+                <w:sz w:val="18"/>
+              </w:rPr>
+              <w:t>How it works</w:t>
+            </w:r>
+          </w:p>
+        </w:tc>
+        <w:tc>
+          <w:tcPr>
+            <w:tcW w:type="dxa" w:w="4658"/>
+            <w:shd w:val="clear" w:fill="DDEDEB"/>
+          </w:tcPr>
+          <w:p>
+            <w:pPr>
+              <w:spacing w:before="60" w:after="60"/>
+            </w:pPr>
+            <w:r/>
+            <w:r>
+              <w:rPr>
+                <w:rFonts w:ascii="Segoe UI" w:hAnsi="Segoe UI"/>
+                <w:b w:val="0"/>
+                <w:i w:val="0"/>
+                <w:color w:val="3A4A4C"/>
+                <w:sz w:val="18"/>
+              </w:rPr>
+              <w:t xml:space="preserve">Mostly </w:t>
+            </w:r>
+            <w:r>
+              <w:rPr>
+                <w:rFonts w:ascii="Segoe UI" w:hAnsi="Segoe UI"/>
+                <w:b/>
+                <w:i w:val="0"/>
+                <w:color w:val="141C1E"/>
+                <w:sz w:val="18"/>
+              </w:rPr>
+              <w:t>calibration</w:t>
+            </w:r>
+            <w:r>
+              <w:rPr>
+                <w:rFonts w:ascii="Segoe UI" w:hAnsi="Segoe UI"/>
+                <w:b w:val="0"/>
+                <w:i w:val="0"/>
+                <w:color w:val="3A4A4C"/>
+                <w:sz w:val="18"/>
+              </w:rPr>
+              <w:t>: 82–87% of the gain is a per-video shift — "scale, not sort"</w:t>
             </w:r>
           </w:p>
         </w:tc>
@@ -17062,19 +18250,17 @@
           <w:color w:val="3A4A4C"/>
           <w:sz w:val="21"/>
         </w:rPr>
-        <w:t xml:space="preserve"> *"Anomaly detectors are stuck in the place they learned; I</w:t>
-      </w:r>
-    </w:p>
-    <w:p>
-      <w:r>
-        <w:rPr>
-          <w:rFonts w:ascii="Georgia" w:hAnsi="Georgia"/>
-          <w:b w:val="0"/>
-          <w:i w:val="0"/>
-          <w:color w:val="3A4A4C"/>
-          <w:sz w:val="21"/>
-        </w:rPr>
-        <w:t>move them with one sentence about the new place."*</w:t>
+        <w:t xml:space="preserve"> </w:t>
+      </w:r>
+      <w:r>
+        <w:rPr>
+          <w:rFonts w:ascii="Georgia" w:hAnsi="Georgia"/>
+          <w:b w:val="0"/>
+          <w:i/>
+          <w:color w:val="3A4A4C"/>
+          <w:sz w:val="21"/>
+        </w:rPr>
+        <w:t>"Anomaly detectors are stuck in the place they learned; I move them with one sentence about the new place."</w:t>
       </w:r>
     </w:p>
     <w:p>
@@ -17100,19 +18286,17 @@
           <w:color w:val="3A4A4C"/>
           <w:sz w:val="21"/>
         </w:rPr>
-        <w:t xml:space="preserve"> *"Domain adaptation handles 'things look different'. Anomaly</w:t>
-      </w:r>
-    </w:p>
-    <w:p>
-      <w:r>
-        <w:rPr>
-          <w:rFonts w:ascii="Georgia" w:hAnsi="Georgia"/>
-          <w:b w:val="0"/>
-          <w:i w:val="0"/>
-          <w:color w:val="3A4A4C"/>
-          <w:sz w:val="21"/>
-        </w:rPr>
-        <w:t>detection is 'the same thing means something different'."*</w:t>
+        <w:t xml:space="preserve"> </w:t>
+      </w:r>
+      <w:r>
+        <w:rPr>
+          <w:rFonts w:ascii="Georgia" w:hAnsi="Georgia"/>
+          <w:b w:val="0"/>
+          <w:i/>
+          <w:color w:val="3A4A4C"/>
+          <w:sz w:val="21"/>
+        </w:rPr>
+        <w:t>"Domain adaptation handles 'things look different'. Anomaly detection is 'the same thing means something different'."</w:t>
       </w:r>
     </w:p>
     <w:p>
@@ -17138,19 +18322,17 @@
           <w:color w:val="3A4A4C"/>
           <w:sz w:val="21"/>
         </w:rPr>
-        <w:t xml:space="preserve"> *"0.751 on ShanghaiTech and 0.824 on UCF-Crime with no</w:t>
-      </w:r>
-    </w:p>
-    <w:p>
-      <w:r>
-        <w:rPr>
-          <w:rFonts w:ascii="Georgia" w:hAnsi="Georgia"/>
-          <w:b w:val="0"/>
-          <w:i w:val="0"/>
-          <w:color w:val="3A4A4C"/>
-          <w:sz w:val="21"/>
-        </w:rPr>
-        <w:t>training at all — and a wrong sentence costs ten points."*</w:t>
+        <w:t xml:space="preserve"> </w:t>
+      </w:r>
+      <w:r>
+        <w:rPr>
+          <w:rFonts w:ascii="Georgia" w:hAnsi="Georgia"/>
+          <w:b w:val="0"/>
+          <w:i/>
+          <w:color w:val="3A4A4C"/>
+          <w:sz w:val="21"/>
+        </w:rPr>
+        <w:t>"0.751 on ShanghaiTech and 0.824 on UCF-Crime with no training at all — and a wrong sentence costs ten points."</w:t>
       </w:r>
     </w:p>
     <w:p>
@@ -17176,19 +18358,17 @@
           <w:color w:val="3A4A4C"/>
           <w:sz w:val="21"/>
         </w:rPr>
-        <w:t xml:space="preserve"> *"Where you put the sentence matters more than what it</w:t>
-      </w:r>
-    </w:p>
-    <w:p>
-      <w:r>
-        <w:rPr>
-          <w:rFonts w:ascii="Georgia" w:hAnsi="Georgia"/>
-          <w:b w:val="0"/>
-          <w:i w:val="0"/>
-          <w:color w:val="3A4A4C"/>
-          <w:sz w:val="21"/>
-        </w:rPr>
-        <w:t>says; put it in the wrong place and the result flips."*</w:t>
+        <w:t xml:space="preserve"> </w:t>
+      </w:r>
+      <w:r>
+        <w:rPr>
+          <w:rFonts w:ascii="Georgia" w:hAnsi="Georgia"/>
+          <w:b w:val="0"/>
+          <w:i/>
+          <w:color w:val="3A4A4C"/>
+          <w:sz w:val="21"/>
+        </w:rPr>
+        <w:t>"Where you put the sentence matters more than what it says; put it in the wrong place and the result flips."</w:t>
       </w:r>
     </w:p>
     <w:p>
@@ -17214,19 +18394,17 @@
           <w:color w:val="3A4A4C"/>
           <w:sz w:val="21"/>
         </w:rPr>
-        <w:t xml:space="preserve"> *"It needs several scenes to work. I predicted it</w:t>
-      </w:r>
-    </w:p>
-    <w:p>
-      <w:r>
-        <w:rPr>
-          <w:rFonts w:ascii="Georgia" w:hAnsi="Georgia"/>
-          <w:b w:val="0"/>
-          <w:i w:val="0"/>
-          <w:color w:val="3A4A4C"/>
-          <w:sz w:val="21"/>
-        </w:rPr>
-        <w:t>would keep growing with more scenes; the test said no, so I narrowed the claim."*</w:t>
+        <w:t xml:space="preserve"> </w:t>
+      </w:r>
+      <w:r>
+        <w:rPr>
+          <w:rFonts w:ascii="Georgia" w:hAnsi="Georgia"/>
+          <w:b w:val="0"/>
+          <w:i/>
+          <w:color w:val="3A4A4C"/>
+          <w:sz w:val="21"/>
+        </w:rPr>
+        <w:t>"It needs several scenes to work, and it works mainly by putting cameras on one scale — I measured that with a rule fixed in advance."</w:t>
       </w:r>
     </w:p>
     <w:p>
@@ -17524,7 +18702,7 @@
           <w:color w:val="141C1E"/>
           <w:sz w:val="21"/>
         </w:rPr>
-        <w:t>.</w:t>
+        <w:t xml:space="preserve"> (95% interval 0.756–0.877).</w:t>
       </w:r>
     </w:p>
     <w:p>
@@ -17546,7 +18724,7 @@
           <w:color w:val="3A4A4C"/>
           <w:sz w:val="21"/>
         </w:rPr>
-        <w:t>"comparable or better"</w:t>
+        <w:t>"comparable"</w:t>
       </w:r>
       <w:r>
         <w:rPr>
@@ -17566,6 +18744,26 @@
           <w:color w:val="3A4A4C"/>
           <w:sz w:val="21"/>
         </w:rPr>
+        <w:t>"better"</w:t>
+      </w:r>
+      <w:r>
+        <w:rPr>
+          <w:rFonts w:ascii="Georgia" w:hAnsi="Georgia"/>
+          <w:b w:val="0"/>
+          <w:i w:val="0"/>
+          <w:color w:val="3A4A4C"/>
+          <w:sz w:val="21"/>
+        </w:rPr>
+        <w:t xml:space="preserve"> or </w:t>
+      </w:r>
+      <w:r>
+        <w:rPr>
+          <w:rFonts w:ascii="Georgia" w:hAnsi="Georgia"/>
+          <w:b w:val="0"/>
+          <w:i/>
+          <w:color w:val="3A4A4C"/>
+          <w:sz w:val="21"/>
+        </w:rPr>
         <w:t>"we beat LAVAD"</w:t>
       </w:r>
       <w:r>
@@ -17576,27 +18774,7 @@
           <w:color w:val="3A4A4C"/>
           <w:sz w:val="21"/>
         </w:rPr>
-        <w:t xml:space="preserve"> — it's a cross-paper comparison, and two points is within what protocol details can move. </w:t>
-      </w:r>
-      <w:r>
-        <w:rPr>
-          <w:rFonts w:ascii="Georgia" w:hAnsi="Georgia"/>
-          <w:b/>
-          <w:i w:val="0"/>
-          <w:color w:val="141C1E"/>
-          <w:sz w:val="21"/>
-        </w:rPr>
-        <w:t>AnyAnomaly gets 0.807 here — also below you.</w:t>
-      </w:r>
-      <w:r>
-        <w:rPr>
-          <w:rFonts w:ascii="Georgia" w:hAnsi="Georgia"/>
-          <w:b w:val="0"/>
-          <w:i w:val="0"/>
-          <w:color w:val="3A4A4C"/>
-          <w:sz w:val="21"/>
-        </w:rPr>
-        <w:t xml:space="preserve"> And add the cost point: LAVAD chains </w:t>
+        <w:t xml:space="preserve">: their figure — and AnyAnomaly's 0.807 — sits inside your own bootstrap interval (§6.7c). And add the cost point: LAVAD chains </w:t>
       </w:r>
       <w:r>
         <w:rPr>
@@ -17940,19 +19118,7 @@
           <w:color w:val="3A4A4C"/>
           <w:sz w:val="21"/>
         </w:rPr>
-        <w:t xml:space="preserve"> —</w:t>
-      </w:r>
-    </w:p>
-    <w:p>
-      <w:r>
-        <w:rPr>
-          <w:rFonts w:ascii="Georgia" w:hAnsi="Georgia"/>
-          <w:b w:val="0"/>
-          <w:i w:val="0"/>
-          <w:color w:val="3A4A4C"/>
-          <w:sz w:val="21"/>
-        </w:rPr>
-        <w:t>three held, one failed, and the failure is reported</w:t>
+        <w:t xml:space="preserve"> — three held, one failed, and the failure is reported</w:t>
       </w:r>
     </w:p>
     <w:p>
@@ -18000,19 +19166,7 @@
           <w:color w:val="3A4A4C"/>
           <w:sz w:val="21"/>
         </w:rPr>
-        <w:t>Three errors of our own, found and corrected (pooling, a scoring script, and</w:t>
-      </w:r>
-    </w:p>
-    <w:p>
-      <w:r>
-        <w:rPr>
-          <w:rFonts w:ascii="Georgia" w:hAnsi="Georgia"/>
-          <w:b w:val="0"/>
-          <w:i w:val="0"/>
-          <w:color w:val="3A4A4C"/>
-          <w:sz w:val="21"/>
-        </w:rPr>
-        <w:t>using labels to choose caption frames)</w:t>
+        <w:t>Three errors of our own, found and corrected (pooling, a scoring script, and using labels to choose caption frames)</w:t>
       </w:r>
     </w:p>
     <w:p>
@@ -21260,7 +22414,7 @@
           <w:color w:val="3A4A4C"/>
           <w:sz w:val="21"/>
         </w:rPr>
-        <w:t>"Not on ShanghaiTech — they don't report there. On UCF-Crime they report 0.803 and I get 0.824, under a slightly different frame sampling."</w:t>
+        <w:t>"Not on ShanghaiTech — they don't report there. On UCF-Crime they report 0.803 and I get 0.824 — level with them, since their figure sits inside my bootstrap interval of 0.756–0.877."</w:t>
       </w:r>
       <w:r>
         <w:rPr>
@@ -22080,19 +23234,7 @@
           <w:color w:val="3A4A4C"/>
           <w:sz w:val="21"/>
         </w:rPr>
-        <w:t xml:space="preserve"> — the scene-count</w:t>
-      </w:r>
-    </w:p>
-    <w:p>
-      <w:r>
-        <w:rPr>
-          <w:rFonts w:ascii="Georgia" w:hAnsi="Georgia"/>
-          <w:b w:val="0"/>
-          <w:i w:val="0"/>
-          <w:color w:val="3A4A4C"/>
-          <w:sz w:val="21"/>
-        </w:rPr>
-        <w:t>explanation is supported, but the per-camera estimates are noisy.</w:t>
+        <w:t xml:space="preserve"> — the scene-count explanation is supported, but the per-camera estimates are noisy.</w:t>
       </w:r>
     </w:p>
     <w:p>
@@ -22128,19 +23270,7 @@
           <w:color w:val="3A4A4C"/>
           <w:sz w:val="21"/>
         </w:rPr>
-        <w:t xml:space="preserve"> The</w:t>
-      </w:r>
-    </w:p>
-    <w:p>
-      <w:r>
-        <w:rPr>
-          <w:rFonts w:ascii="Georgia" w:hAnsi="Georgia"/>
-          <w:b w:val="0"/>
-          <w:i w:val="0"/>
-          <w:color w:val="3A4A4C"/>
-          <w:sz w:val="21"/>
-        </w:rPr>
-        <w:t>accurate description drags both arrows onto the video (+0.067); the wrong one moves them away (−0.017). See §5.4, "Update, Phase 3".</w:t>
+        <w:t xml:space="preserve"> The accurate description drags both arrows onto the video (+0.067); the wrong one moves them away (−0.017). See §5.4, "Update, Phase 3".</w:t>
       </w:r>
     </w:p>
     <w:p>
@@ -22166,19 +23296,7 @@
           <w:color w:val="3A4A4C"/>
           <w:sz w:val="21"/>
         </w:rPr>
-        <w:t xml:space="preserve"> The sweep is scoped to</w:t>
-      </w:r>
-    </w:p>
-    <w:p>
-      <w:r>
-        <w:rPr>
-          <w:rFonts w:ascii="Georgia" w:hAnsi="Georgia"/>
-          <w:b w:val="0"/>
-          <w:i w:val="0"/>
-          <w:color w:val="3A4A4C"/>
-          <w:sz w:val="21"/>
-        </w:rPr>
-        <w:t xml:space="preserve">video; MVTec is a detection baseline only, by decision (Phase 3), not an omission. If asked "why not run the sweep on MVTec?": the thesis is </w:t>
+        <w:t xml:space="preserve"> The sweep is scoped to video; MVTec is a detection baseline only, by decision (Phase 3), not an omission. If asked "why not run the sweep on MVTec?": the thesis is </w:t>
       </w:r>
       <w:r>
         <w:rPr>
@@ -22224,19 +23342,7 @@
           <w:color w:val="3A4A4C"/>
           <w:sz w:val="21"/>
         </w:rPr>
-        <w:t xml:space="preserve"> It now runs on video and writes the</w:t>
-      </w:r>
-    </w:p>
-    <w:p>
-      <w:r>
-        <w:rPr>
-          <w:rFonts w:ascii="Georgia" w:hAnsi="Georgia"/>
-          <w:b w:val="0"/>
-          <w:i w:val="0"/>
-          <w:color w:val="3A4A4C"/>
-          <w:sz w:val="21"/>
-        </w:rPr>
-        <w:t>per-camera sentences (§6.7b), but it has not yet been run on flagged events to produce explanations.</w:t>
+        <w:t xml:space="preserve"> It now runs on video and writes the per-camera sentences (§6.7b), but it has not yet been run on flagged events to produce explanations.</w:t>
       </w:r>
     </w:p>
     <w:p>
@@ -22252,19 +23358,27 @@
           <w:color w:val="3A4A4C"/>
           <w:sz w:val="21"/>
         </w:rPr>
-        <w:t>~~Does AnyAnomaly already run a wrong-text control?~~ **Checked, September</w:t>
-      </w:r>
-    </w:p>
-    <w:p>
-      <w:r>
-        <w:rPr>
-          <w:rFonts w:ascii="Georgia" w:hAnsi="Georgia"/>
-          <w:b w:val="0"/>
-          <w:i w:val="0"/>
-          <w:color w:val="3A4A4C"/>
-          <w:sz w:val="21"/>
-        </w:rPr>
-        <w:t xml:space="preserve">2026 — it does not.** AnyAnomaly ablates prompt </w:t>
+        <w:t xml:space="preserve">~~Does AnyAnomaly already run a wrong-text control?~~ </w:t>
+      </w:r>
+      <w:r>
+        <w:rPr>
+          <w:rFonts w:ascii="Georgia" w:hAnsi="Georgia"/>
+          <w:b/>
+          <w:i w:val="0"/>
+          <w:color w:val="141C1E"/>
+          <w:sz w:val="21"/>
+        </w:rPr>
+        <w:t>Checked, September 2026 — it does not.</w:t>
+      </w:r>
+      <w:r>
+        <w:rPr>
+          <w:rFonts w:ascii="Georgia" w:hAnsi="Georgia"/>
+          <w:b w:val="0"/>
+          <w:i w:val="0"/>
+          <w:color w:val="3A4A4C"/>
+          <w:sz w:val="21"/>
+        </w:rPr>
+        <w:t xml:space="preserve"> AnyAnomaly ablates prompt </w:t>
       </w:r>
       <w:r>
         <w:rPr>
@@ -22310,19 +23424,7 @@
           <w:color w:val="3A4A4C"/>
           <w:sz w:val="21"/>
         </w:rPr>
-        <w:t xml:space="preserve"> — no validation split</w:t>
-      </w:r>
-    </w:p>
-    <w:p>
-      <w:r>
-        <w:rPr>
-          <w:rFonts w:ascii="Georgia" w:hAnsi="Georgia"/>
-          <w:b w:val="0"/>
-          <w:i w:val="0"/>
-          <w:color w:val="3A4A4C"/>
-          <w:sz w:val="21"/>
-        </w:rPr>
-        <w:t>exists for these benchmarks.</w:t>
+        <w:t xml:space="preserve"> — no validation split exists for these benchmarks.</w:t>
       </w:r>
     </w:p>
     <w:p>
@@ -23210,7 +24312,7 @@
                 <w:color w:val="3A4A4C"/>
                 <w:sz w:val="18"/>
               </w:rPr>
-              <w:t>next</w:t>
+              <w:t>✅ done</w:t>
             </w:r>
           </w:p>
         </w:tc>
@@ -23232,7 +24334,7 @@
                 <w:color w:val="3A4A4C"/>
                 <w:sz w:val="18"/>
               </w:rPr>
-              <w:t>XD-Violence</w:t>
+              <w:t>How the sentence helps (measurement audit) + UCF-Crime error bars</w:t>
             </w:r>
           </w:p>
         </w:tc>
@@ -23254,7 +24356,167 @@
                 <w:color w:val="3A4A4C"/>
                 <w:sz w:val="18"/>
               </w:rPr>
-              <w:t>Second LAVAD benchmark; metric is AP</w:t>
+              <w:t>Mostly calibration; 0.824 in [0.756, 0.877] — §6.7d</w:t>
+            </w:r>
+          </w:p>
+        </w:tc>
+        <w:tc>
+          <w:tcPr>
+            <w:tcW w:type="dxa" w:w="2329"/>
+            <w:shd w:val="clear" w:fill="F5F7F7"/>
+          </w:tcPr>
+          <w:p>
+            <w:pPr>
+              <w:spacing w:before="60" w:after="60"/>
+            </w:pPr>
+            <w:r/>
+          </w:p>
+        </w:tc>
+      </w:tr>
+      <w:tr>
+        <w:tc>
+          <w:tcPr>
+            <w:tcW w:type="dxa" w:w="2329"/>
+            <w:shd w:val="clear" w:fill="FFFFFF"/>
+          </w:tcPr>
+          <w:p>
+            <w:pPr>
+              <w:spacing w:before="60" w:after="60"/>
+            </w:pPr>
+            <w:r/>
+            <w:r>
+              <w:rPr>
+                <w:rFonts w:ascii="Segoe UI" w:hAnsi="Segoe UI"/>
+                <w:b w:val="0"/>
+                <w:i w:val="0"/>
+                <w:color w:val="3A4A4C"/>
+                <w:sz w:val="18"/>
+              </w:rPr>
+              <w:t>✅ pre-registered</w:t>
+            </w:r>
+          </w:p>
+        </w:tc>
+        <w:tc>
+          <w:tcPr>
+            <w:tcW w:type="dxa" w:w="2329"/>
+            <w:shd w:val="clear" w:fill="FFFFFF"/>
+          </w:tcPr>
+          <w:p>
+            <w:pPr>
+              <w:spacing w:before="60" w:after="60"/>
+            </w:pPr>
+            <w:r/>
+            <w:r>
+              <w:rPr>
+                <w:rFonts w:ascii="Segoe UI" w:hAnsi="Segoe UI"/>
+                <w:b w:val="0"/>
+                <w:i w:val="0"/>
+                <w:color w:val="3A4A4C"/>
+                <w:sz w:val="18"/>
+              </w:rPr>
+              <w:t>XD-Violence</w:t>
+            </w:r>
+          </w:p>
+        </w:tc>
+        <w:tc>
+          <w:tcPr>
+            <w:tcW w:type="dxa" w:w="2329"/>
+            <w:shd w:val="clear" w:fill="FFFFFF"/>
+          </w:tcPr>
+          <w:p>
+            <w:pPr>
+              <w:spacing w:before="60" w:after="60"/>
+            </w:pPr>
+            <w:r/>
+            <w:r>
+              <w:rPr>
+                <w:rFonts w:ascii="Segoe UI" w:hAnsi="Segoe UI"/>
+                <w:b w:val="0"/>
+                <w:i w:val="0"/>
+                <w:color w:val="3A4A4C"/>
+                <w:sz w:val="18"/>
+              </w:rPr>
+              <w:t>Second LAVAD benchmark; metric is AP; run on the server next</w:t>
+            </w:r>
+          </w:p>
+        </w:tc>
+        <w:tc>
+          <w:tcPr>
+            <w:tcW w:type="dxa" w:w="2329"/>
+            <w:shd w:val="clear" w:fill="FFFFFF"/>
+          </w:tcPr>
+          <w:p>
+            <w:pPr>
+              <w:spacing w:before="60" w:after="60"/>
+            </w:pPr>
+            <w:r/>
+          </w:p>
+        </w:tc>
+      </w:tr>
+      <w:tr>
+        <w:tc>
+          <w:tcPr>
+            <w:tcW w:type="dxa" w:w="2329"/>
+            <w:shd w:val="clear" w:fill="F5F7F7"/>
+          </w:tcPr>
+          <w:p>
+            <w:pPr>
+              <w:spacing w:before="60" w:after="60"/>
+            </w:pPr>
+            <w:r/>
+            <w:r>
+              <w:rPr>
+                <w:rFonts w:ascii="Segoe UI" w:hAnsi="Segoe UI"/>
+                <w:b w:val="0"/>
+                <w:i w:val="0"/>
+                <w:color w:val="3A4A4C"/>
+                <w:sz w:val="18"/>
+              </w:rPr>
+              <w:t>✅ pre-registered</w:t>
+            </w:r>
+          </w:p>
+        </w:tc>
+        <w:tc>
+          <w:tcPr>
+            <w:tcW w:type="dxa" w:w="2329"/>
+            <w:shd w:val="clear" w:fill="F5F7F7"/>
+          </w:tcPr>
+          <w:p>
+            <w:pPr>
+              <w:spacing w:before="60" w:after="60"/>
+            </w:pPr>
+            <w:r/>
+            <w:r>
+              <w:rPr>
+                <w:rFonts w:ascii="Segoe UI" w:hAnsi="Segoe UI"/>
+                <w:b w:val="0"/>
+                <w:i w:val="0"/>
+                <w:color w:val="3A4A4C"/>
+                <w:sz w:val="18"/>
+              </w:rPr>
+              <w:t>NWPU Campus</w:t>
+            </w:r>
+          </w:p>
+        </w:tc>
+        <w:tc>
+          <w:tcPr>
+            <w:tcW w:type="dxa" w:w="2329"/>
+            <w:shd w:val="clear" w:fill="F5F7F7"/>
+          </w:tcPr>
+          <w:p>
+            <w:pPr>
+              <w:spacing w:before="60" w:after="60"/>
+            </w:pPr>
+            <w:r/>
+            <w:r>
+              <w:rPr>
+                <w:rFonts w:ascii="Segoe UI" w:hAnsi="Segoe UI"/>
+                <w:b w:val="0"/>
+                <w:i w:val="0"/>
+                <w:color w:val="3A4A4C"/>
+                <w:sz w:val="18"/>
+              </w:rPr>
+              <w:t>The benchmark with scene-dependent anomalies</w:t>
             </w:r>
           </w:p>
         </w:tc>
@@ -24548,19 +25810,7 @@
           <w:color w:val="3A4A4C"/>
           <w:sz w:val="21"/>
         </w:rPr>
-        <w:t>What's the difference between covariate shift and concept shift — with an</w:t>
-      </w:r>
-    </w:p>
-    <w:p>
-      <w:r>
-        <w:rPr>
-          <w:rFonts w:ascii="Georgia" w:hAnsi="Georgia"/>
-          <w:b w:val="0"/>
-          <w:i w:val="0"/>
-          <w:color w:val="3A4A4C"/>
-          <w:sz w:val="21"/>
-        </w:rPr>
-        <w:t xml:space="preserve">example of each? </w:t>
+        <w:t xml:space="preserve">What's the difference between covariate shift and concept shift — with an example of each? </w:t>
       </w:r>
       <w:r>
         <w:rPr>
@@ -24612,16 +25862,15 @@
           <w:color w:val="3A4A4C"/>
           <w:sz w:val="21"/>
         </w:rPr>
-        <w:t>What is the mismatched condition for, and what result would have refuted you?</w:t>
-      </w:r>
-    </w:p>
-    <w:p>
-      <w:r>
-        <w:rPr>
-          <w:rFonts w:ascii="Segoe UI" w:hAnsi="Segoe UI"/>
+        <w:t xml:space="preserve">What is the mismatched condition for, and what result would have refuted you? </w:t>
+      </w:r>
+      <w:r>
+        <w:rPr>
+          <w:rFonts w:ascii="Georgia" w:hAnsi="Georgia"/>
+          <w:b w:val="0"/>
           <w:i/>
-          <w:color w:val="617274"/>
-          <w:sz w:val="19"/>
+          <w:color w:val="3A4A4C"/>
+          <w:sz w:val="21"/>
         </w:rPr>
         <w:t>(§4.5)</w:t>
       </w:r>
@@ -24639,19 +25888,7 @@
           <w:color w:val="3A4A4C"/>
           <w:sz w:val="21"/>
         </w:rPr>
-        <w:t>Why did pooling raw scores across 12 cameras give 0.52? Use the two-camera</w:t>
-      </w:r>
-    </w:p>
-    <w:p>
-      <w:r>
-        <w:rPr>
-          <w:rFonts w:ascii="Georgia" w:hAnsi="Georgia"/>
-          <w:b w:val="0"/>
-          <w:i w:val="0"/>
-          <w:color w:val="3A4A4C"/>
-          <w:sz w:val="21"/>
-        </w:rPr>
-        <w:t xml:space="preserve">example. </w:t>
+        <w:t xml:space="preserve">Why did pooling raw scores across 12 cameras give 0.52? Use the two-camera example. </w:t>
       </w:r>
       <w:r>
         <w:rPr>
@@ -24697,19 +25934,7 @@
           <w:color w:val="3A4A4C"/>
           <w:sz w:val="21"/>
         </w:rPr>
-        <w:t xml:space="preserve"> description do the most damage when added to both</w:t>
-      </w:r>
-    </w:p>
-    <w:p>
-      <w:r>
-        <w:rPr>
-          <w:rFonts w:ascii="Georgia" w:hAnsi="Georgia"/>
-          <w:b w:val="0"/>
-          <w:i w:val="0"/>
-          <w:color w:val="3A4A4C"/>
-          <w:sz w:val="21"/>
-        </w:rPr>
-        <w:t xml:space="preserve">prompt sets? </w:t>
+        <w:t xml:space="preserve"> description do the most damage when added to both prompt sets? </w:t>
       </w:r>
       <w:r>
         <w:rPr>
@@ -24735,16 +25960,15 @@
           <w:color w:val="3A4A4C"/>
           <w:sz w:val="21"/>
         </w:rPr>
-        <w:t>What does the +0.105 gap mean, and why do you describe +0.027 differently?</w:t>
-      </w:r>
-    </w:p>
-    <w:p>
-      <w:r>
-        <w:rPr>
-          <w:rFonts w:ascii="Segoe UI" w:hAnsi="Segoe UI"/>
+        <w:t xml:space="preserve">What does the +0.105 gap mean, and why do you describe +0.027 differently? </w:t>
+      </w:r>
+      <w:r>
+        <w:rPr>
+          <w:rFonts w:ascii="Georgia" w:hAnsi="Georgia"/>
+          <w:b w:val="0"/>
           <w:i/>
-          <w:color w:val="617274"/>
-          <w:sz w:val="19"/>
+          <w:color w:val="3A4A4C"/>
+          <w:sz w:val="21"/>
         </w:rPr>
         <w:t>(§6.3)</w:t>
       </w:r>
@@ -24834,19 +26058,7 @@
           <w:color w:val="3A4A4C"/>
           <w:sz w:val="21"/>
         </w:rPr>
-        <w:t>What limits how high this design's number can go, and why don't you just</w:t>
-      </w:r>
-    </w:p>
-    <w:p>
-      <w:r>
-        <w:rPr>
-          <w:rFonts w:ascii="Georgia" w:hAnsi="Georgia"/>
-          <w:b w:val="0"/>
-          <w:i w:val="0"/>
-          <w:color w:val="3A4A4C"/>
-          <w:sz w:val="21"/>
-        </w:rPr>
-        <w:t xml:space="preserve">add more models? </w:t>
+        <w:t xml:space="preserve">What limits how high this design's number can go, and why don't you just add more models? </w:t>
       </w:r>
       <w:r>
         <w:rPr>
@@ -24930,16 +26142,15 @@
           <w:color w:val="3A4A4C"/>
           <w:sz w:val="21"/>
         </w:rPr>
-        <w:t>What does the SETUP box in the diagram do, and what changed since Phase 2?</w:t>
-      </w:r>
-    </w:p>
-    <w:p>
-      <w:r>
-        <w:rPr>
-          <w:rFonts w:ascii="Segoe UI" w:hAnsi="Segoe UI"/>
+        <w:t xml:space="preserve">What does the SETUP box in the diagram do, and what changed since Phase 2? </w:t>
+      </w:r>
+      <w:r>
+        <w:rPr>
+          <w:rFonts w:ascii="Georgia" w:hAnsi="Georgia"/>
+          <w:b w:val="0"/>
           <w:i/>
-          <w:color w:val="617274"/>
-          <w:sz w:val="19"/>
+          <w:color w:val="3A4A4C"/>
+          <w:sz w:val="21"/>
         </w:rPr>
         <w:t>(§4.1)</w:t>
       </w:r>
@@ -24957,19 +26168,7 @@
           <w:color w:val="3A4A4C"/>
           <w:sz w:val="21"/>
         </w:rPr>
-        <w:t>Why give each camera its own sentence — and what's the control that proves</w:t>
-      </w:r>
-    </w:p>
-    <w:p>
-      <w:r>
-        <w:rPr>
-          <w:rFonts w:ascii="Georgia" w:hAnsi="Georgia"/>
-          <w:b w:val="0"/>
-          <w:i w:val="0"/>
-          <w:color w:val="3A4A4C"/>
-          <w:sz w:val="21"/>
-        </w:rPr>
-        <w:t xml:space="preserve">it's the </w:t>
+        <w:t xml:space="preserve">Why give each camera its own sentence — and what's the control that proves it's the </w:t>
       </w:r>
       <w:r>
         <w:rPr>
@@ -25015,19 +26214,7 @@
           <w:color w:val="3A4A4C"/>
           <w:sz w:val="21"/>
         </w:rPr>
-        <w:t>Your first automatic run used the labels. What did it use them for, and what</w:t>
-      </w:r>
-    </w:p>
-    <w:p>
-      <w:r>
-        <w:rPr>
-          <w:rFonts w:ascii="Georgia" w:hAnsi="Georgia"/>
-          <w:b w:val="0"/>
-          <w:i w:val="0"/>
-          <w:color w:val="3A4A4C"/>
-          <w:sz w:val="21"/>
-        </w:rPr>
-        <w:t xml:space="preserve">happened when you removed them? </w:t>
+        <w:t xml:space="preserve">Your first automatic run used the labels. What did it use them for, and what happened when you removed them? </w:t>
       </w:r>
       <w:r>
         <w:rPr>
@@ -25053,16 +26240,15 @@
           <w:color w:val="3A4A4C"/>
           <w:sz w:val="21"/>
         </w:rPr>
-        <w:t>What does "pre-registered" mean, and why does it make UCF-Crime convincing?</w:t>
-      </w:r>
-    </w:p>
-    <w:p>
-      <w:r>
-        <w:rPr>
-          <w:rFonts w:ascii="Segoe UI" w:hAnsi="Segoe UI"/>
+        <w:t xml:space="preserve">What does "pre-registered" mean, and why does it make UCF-Crime convincing? </w:t>
+      </w:r>
+      <w:r>
+        <w:rPr>
+          <w:rFonts w:ascii="Georgia" w:hAnsi="Georgia"/>
+          <w:b w:val="0"/>
           <w:i/>
-          <w:color w:val="617274"/>
-          <w:sz w:val="19"/>
+          <w:color w:val="3A4A4C"/>
+          <w:sz w:val="21"/>
         </w:rPr>
         <w:t>(§6.7c)</w:t>
       </w:r>
@@ -25080,16 +26266,15 @@
           <w:color w:val="3A4A4C"/>
           <w:sz w:val="21"/>
         </w:rPr>
-        <w:t>Which prediction failed on UCF-Crime, and how did you change your claim?</w:t>
-      </w:r>
-    </w:p>
-    <w:p>
-      <w:r>
-        <w:rPr>
-          <w:rFonts w:ascii="Segoe UI" w:hAnsi="Segoe UI"/>
+        <w:t xml:space="preserve">Which prediction failed on UCF-Crime, and how did you change your claim? </w:t>
+      </w:r>
+      <w:r>
+        <w:rPr>
+          <w:rFonts w:ascii="Georgia" w:hAnsi="Georgia"/>
+          <w:b w:val="0"/>
           <w:i/>
-          <w:color w:val="617274"/>
-          <w:sz w:val="19"/>
+          <w:color w:val="3A4A4C"/>
+          <w:sz w:val="21"/>
         </w:rPr>
         <w:t>(§6.7c)</w:t>
       </w:r>
@@ -25107,19 +26292,7 @@
           <w:color w:val="3A4A4C"/>
           <w:sz w:val="21"/>
         </w:rPr>
-        <w:t>How do you compare against LAVAD, and why do you say "comparable" rather</w:t>
-      </w:r>
-    </w:p>
-    <w:p>
-      <w:r>
-        <w:rPr>
-          <w:rFonts w:ascii="Georgia" w:hAnsi="Georgia"/>
-          <w:b w:val="0"/>
-          <w:i w:val="0"/>
-          <w:color w:val="3A4A4C"/>
-          <w:sz w:val="21"/>
-        </w:rPr>
-        <w:t xml:space="preserve">than "better"? </w:t>
+        <w:t xml:space="preserve">How do you compare against LAVAD, and why do you say "comparable" rather than "better"? </w:t>
       </w:r>
       <w:r>
         <w:rPr>
@@ -25145,19 +26318,7 @@
           <w:color w:val="3A4A4C"/>
           <w:sz w:val="21"/>
         </w:rPr>
-        <w:t>Why does an accurate description do the most damage in the "both" setup —</w:t>
-      </w:r>
-    </w:p>
-    <w:p>
-      <w:r>
-        <w:rPr>
-          <w:rFonts w:ascii="Georgia" w:hAnsi="Georgia"/>
-          <w:b w:val="0"/>
-          <w:i w:val="0"/>
-          <w:color w:val="3A4A4C"/>
-          <w:sz w:val="21"/>
-        </w:rPr>
-        <w:t xml:space="preserve">in terms of </w:t>
+        <w:t xml:space="preserve">Why does an accurate description do the most damage in the "both" setup — in terms of </w:t>
       </w:r>
       <w:r>
         <w:rPr>
@@ -25191,15 +26352,67 @@
       </w:r>
     </w:p>
     <w:p>
-      <w:r>
-        <w:rPr>
-          <w:rFonts w:ascii="Georgia" w:hAnsi="Georgia"/>
-          <w:b w:val="0"/>
-          <w:i w:val="0"/>
-          <w:color w:val="3A4A4C"/>
-          <w:sz w:val="21"/>
-        </w:rPr>
-        <w:t>If you can do all twenty aloud, you know this project.</w:t>
+      <w:pPr>
+        <w:pStyle w:val="ListNumber"/>
+        <w:spacing w:after="60"/>
+      </w:pPr>
+      <w:r>
+        <w:rPr>
+          <w:rFonts w:ascii="Georgia" w:hAnsi="Georgia"/>
+          <w:b w:val="0"/>
+          <w:i w:val="0"/>
+          <w:color w:val="3A4A4C"/>
+          <w:sz w:val="21"/>
+        </w:rPr>
+        <w:t xml:space="preserve">Re-ranking vs calibration: which one does the sentence mostly do, and how do you know you didn't pick the rule after seeing the answer? </w:t>
+      </w:r>
+      <w:r>
+        <w:rPr>
+          <w:rFonts w:ascii="Georgia" w:hAnsi="Georgia"/>
+          <w:b w:val="0"/>
+          <w:i/>
+          <w:color w:val="3A4A4C"/>
+          <w:sz w:val="21"/>
+        </w:rPr>
+        <w:t>(§6.7d)</w:t>
+      </w:r>
+    </w:p>
+    <w:p>
+      <w:pPr>
+        <w:pStyle w:val="ListNumber"/>
+        <w:spacing w:after="60"/>
+      </w:pPr>
+      <w:r>
+        <w:rPr>
+          <w:rFonts w:ascii="Georgia" w:hAnsi="Georgia"/>
+          <w:b w:val="0"/>
+          <w:i w:val="0"/>
+          <w:color w:val="3A4A4C"/>
+          <w:sz w:val="21"/>
+        </w:rPr>
+        <w:t xml:space="preserve">Why resample videos rather than frames for the error bars? </w:t>
+      </w:r>
+      <w:r>
+        <w:rPr>
+          <w:rFonts w:ascii="Georgia" w:hAnsi="Georgia"/>
+          <w:b w:val="0"/>
+          <w:i/>
+          <w:color w:val="3A4A4C"/>
+          <w:sz w:val="21"/>
+        </w:rPr>
+        <w:t>(§6.7d)</w:t>
+      </w:r>
+    </w:p>
+    <w:p>
+      <w:r>
+        <w:rPr>
+          <w:rFonts w:ascii="Georgia" w:hAnsi="Georgia"/>
+          <w:b w:val="0"/>
+          <w:i w:val="0"/>
+          <w:color w:val="3A4A4C"/>
+          <w:sz w:val="21"/>
+        </w:rPr>
+        <w:t>If you can do all twenty-two aloud, you know this project.</w:t>
       </w:r>
     </w:p>
     <w:p>
@@ -25218,7 +26431,7 @@
           <w:color w:val="141C1E"/>
           <w:sz w:val="21"/>
         </w:rPr>
-        <w:t>Quick-answer key for 14–20</w:t>
+        <w:t>Quick-answer key for 14–22</w:t>
       </w:r>
       <w:r>
         <w:rPr>
@@ -25288,7 +26501,7 @@
           <w:color w:val="141C1E"/>
           <w:sz w:val="21"/>
         </w:rPr>
-        <w:t xml:space="preserve"> running. Can't be fitted after the fact. 18. P1: "the effect grows with more scenes." It didn't (+0.096 vs +0.105). Claim narrowed: "needs" scenes, not "scales with". 19. 0.824 vs 0.803 (AnyAnomaly 0.807). "Comparable" because these are other papers' numbers — both sample every 16th frame, but details can differ. 20. It drags </w:t>
+        <w:t xml:space="preserve"> running. Can't be fitted after the fact. 18. P1: "the effect grows with more scenes." It didn't (+0.096 vs +0.105). Claim narrowed: "needs" scenes, not "scales with". 19. 0.824 vs 0.803 (AnyAnomaly 0.807). "Comparable" because both sit inside my bootstrap interval (0.756–0.877; I'm above LAVAD in only 73% of resamples) — and they are other papers' numbers. 20. It drags </w:t>
       </w:r>
       <w:r>
         <w:rPr>
@@ -25308,7 +26521,7 @@
           <w:color w:val="141C1E"/>
           <w:sz w:val="21"/>
         </w:rPr>
-        <w:t xml:space="preserve"> arrows onto the video itself, so every frame looks the same. A wrong description pulls them away.</w:t>
+        <w:t xml:space="preserve"> arrows onto the video itself, so every frame looks the same. A wrong description pulls them away. 21. Calibration — 82–87% of the gain is shifting whole videos ("scale, not sort"). The decision rule was committed in the script before it ran. 22. Frames in one video are near-copies of each other; resampling frames would pretend you have far more independent evidence, so the interval would be too narrow.</w:t>
       </w:r>
     </w:p>
     <w:sectPr>
